--- a/插件详细手册/18.面板/关于全自定义信息面板.docx
+++ b/插件详细手册/18.面板/关于全自定义信息面板.docx
@@ -4405,10 +4405,10 @@
             <v:path o:extrusionok="f" gradientshapeok="t" o:connecttype="rect"/>
             <o:lock v:ext="edit" aspectratio="t"/>
           </v:shapetype>
-          <v:shape id="_x0000_i1025" type="#_x0000_t75" style="width:673.5pt;height:324.75pt" o:ole="">
+          <v:shape id="_x0000_i1025" type="#_x0000_t75" style="width:673.2pt;height:324.6pt" o:ole="">
             <v:imagedata r:id="rId9" o:title=""/>
           </v:shape>
-          <o:OLEObject Type="Embed" ProgID="Visio.Drawing.15" ShapeID="_x0000_i1025" DrawAspect="Content" ObjectID="_1812288140" r:id="rId10"/>
+          <o:OLEObject Type="Embed" ProgID="Visio.Drawing.15" ShapeID="_x0000_i1025" DrawAspect="Content" ObjectID="_1830183790" r:id="rId10"/>
         </w:object>
       </w:r>
     </w:p>
@@ -4517,10 +4517,10 @@
       </w:pPr>
       <w:r>
         <w:object w:dxaOrig="22296" w:dyaOrig="7368" w14:anchorId="22D5D7E0">
-          <v:shape id="_x0000_i1026" type="#_x0000_t75" style="width:697.5pt;height:230.25pt" o:ole="">
+          <v:shape id="_x0000_i1026" type="#_x0000_t75" style="width:697.8pt;height:230.4pt" o:ole="">
             <v:imagedata r:id="rId11" o:title=""/>
           </v:shape>
-          <o:OLEObject Type="Embed" ProgID="Visio.Drawing.15" ShapeID="_x0000_i1026" DrawAspect="Content" ObjectID="_1812288141" r:id="rId12"/>
+          <o:OLEObject Type="Embed" ProgID="Visio.Drawing.15" ShapeID="_x0000_i1026" DrawAspect="Content" ObjectID="_1830183791" r:id="rId12"/>
         </w:object>
       </w:r>
     </w:p>
@@ -4783,10 +4783,10 @@
                 <w:rFonts w:hint="eastAsia"/>
               </w:rPr>
               <w:object w:dxaOrig="6000" w:dyaOrig="3565" w14:anchorId="6EE3BE83">
-                <v:shape id="_x0000_i1027" type="#_x0000_t75" style="width:217.5pt;height:129pt" o:ole="">
+                <v:shape id="_x0000_i1027" type="#_x0000_t75" style="width:217.8pt;height:129pt" o:ole="">
                   <v:imagedata r:id="rId13" o:title=""/>
                 </v:shape>
-                <o:OLEObject Type="Embed" ProgID="Visio.Drawing.15" ShapeID="_x0000_i1027" DrawAspect="Content" ObjectID="_1812288142" r:id="rId14"/>
+                <o:OLEObject Type="Embed" ProgID="Visio.Drawing.15" ShapeID="_x0000_i1027" DrawAspect="Content" ObjectID="_1830183792" r:id="rId14"/>
               </w:object>
             </w:r>
           </w:p>
@@ -4815,10 +4815,10 @@
                 <w:rFonts w:hint="eastAsia"/>
               </w:rPr>
               <w:object w:dxaOrig="4093" w:dyaOrig="3601" w14:anchorId="40A9EF4C">
-                <v:shape id="_x0000_i1028" type="#_x0000_t75" style="width:145.5pt;height:129pt" o:ole="">
+                <v:shape id="_x0000_i1028" type="#_x0000_t75" style="width:145.8pt;height:129pt" o:ole="">
                   <v:imagedata r:id="rId15" o:title=""/>
                 </v:shape>
-                <o:OLEObject Type="Embed" ProgID="Visio.Drawing.15" ShapeID="_x0000_i1028" DrawAspect="Content" ObjectID="_1812288143" r:id="rId16"/>
+                <o:OLEObject Type="Embed" ProgID="Visio.Drawing.15" ShapeID="_x0000_i1028" DrawAspect="Content" ObjectID="_1830183793" r:id="rId16"/>
               </w:object>
             </w:r>
           </w:p>
@@ -7473,10 +7473,10 @@
           <w:sz w:val="22"/>
         </w:rPr>
         <w:object w:dxaOrig="8040" w:dyaOrig="1320" w14:anchorId="458FCE95">
-          <v:shape id="_x0000_i1029" type="#_x0000_t75" style="width:372.75pt;height:61.5pt" o:ole="">
+          <v:shape id="_x0000_i1029" type="#_x0000_t75" style="width:372.6pt;height:61.8pt" o:ole="">
             <v:imagedata r:id="rId26" o:title=""/>
           </v:shape>
-          <o:OLEObject Type="Embed" ProgID="Visio.Drawing.15" ShapeID="_x0000_i1029" DrawAspect="Content" ObjectID="_1812288144" r:id="rId27"/>
+          <o:OLEObject Type="Embed" ProgID="Visio.Drawing.15" ShapeID="_x0000_i1029" DrawAspect="Content" ObjectID="_1830183794" r:id="rId27"/>
         </w:object>
       </w:r>
     </w:p>
@@ -9896,10 +9896,10 @@
       </w:pPr>
       <w:r>
         <w:object w:dxaOrig="11161" w:dyaOrig="3132" w14:anchorId="5329BC16">
-          <v:shape id="_x0000_i1030" type="#_x0000_t75" style="width:407.25pt;height:114pt" o:ole="">
+          <v:shape id="_x0000_i1030" type="#_x0000_t75" style="width:407.4pt;height:114pt" o:ole="">
             <v:imagedata r:id="rId31" o:title=""/>
           </v:shape>
-          <o:OLEObject Type="Embed" ProgID="Visio.Drawing.15" ShapeID="_x0000_i1030" DrawAspect="Content" ObjectID="_1812288145" r:id="rId32"/>
+          <o:OLEObject Type="Embed" ProgID="Visio.Drawing.15" ShapeID="_x0000_i1030" DrawAspect="Content" ObjectID="_1830183795" r:id="rId32"/>
         </w:object>
       </w:r>
     </w:p>
@@ -30661,6 +30661,7 @@
       <w:pPr>
         <w:widowControl/>
         <w:snapToGrid w:val="0"/>
+        <w:spacing w:after="120"/>
         <w:jc w:val="left"/>
         <w:rPr>
           <w:rFonts w:ascii="Tahoma" w:eastAsia="微软雅黑" w:hAnsi="Tahoma"/>
@@ -30678,80 +30679,180 @@
         <w:t>最后再查看每条内容中，是否都为固定行数即可。</w:t>
       </w:r>
     </w:p>
-    <w:bookmarkEnd w:id="3"/>
-    <w:p>
-      <w:pPr>
-        <w:widowControl/>
-        <w:snapToGrid w:val="0"/>
-        <w:jc w:val="left"/>
-        <w:rPr>
-          <w:rFonts w:ascii="Tahoma" w:eastAsia="微软雅黑" w:hAnsi="Tahoma"/>
-          <w:kern w:val="0"/>
-          <w:sz w:val="22"/>
-        </w:rPr>
-      </w:pPr>
-      <w:r>
-        <w:rPr>
-          <w:rFonts w:ascii="Tahoma" w:eastAsia="微软雅黑" w:hAnsi="Tahoma" w:hint="eastAsia"/>
-          <w:kern w:val="0"/>
-          <w:sz w:val="22"/>
-        </w:rPr>
-        <w:t>详细可以去看看文档“</w:t>
-      </w:r>
-      <w:r>
-        <w:rPr>
-          <w:rFonts w:ascii="Tahoma" w:eastAsia="微软雅黑" w:hAnsi="Tahoma" w:hint="eastAsia"/>
-          <w:color w:val="0070C0"/>
-          <w:kern w:val="0"/>
-          <w:sz w:val="22"/>
-        </w:rPr>
-        <w:t>23.</w:t>
-      </w:r>
-      <w:r>
-        <w:rPr>
-          <w:rFonts w:ascii="Tahoma" w:eastAsia="微软雅黑" w:hAnsi="Tahoma" w:hint="eastAsia"/>
-          <w:color w:val="0070C0"/>
-          <w:kern w:val="0"/>
-          <w:sz w:val="22"/>
-        </w:rPr>
-        <w:t>窗口字符</w:t>
-      </w:r>
-      <w:r>
-        <w:rPr>
-          <w:rFonts w:ascii="Tahoma" w:eastAsia="微软雅黑" w:hAnsi="Tahoma" w:hint="eastAsia"/>
-          <w:color w:val="0070C0"/>
-          <w:kern w:val="0"/>
-          <w:sz w:val="22"/>
-        </w:rPr>
-        <w:t xml:space="preserve"> &gt; </w:t>
-      </w:r>
-      <w:r>
-        <w:rPr>
-          <w:rFonts w:ascii="Tahoma" w:eastAsia="微软雅黑" w:hAnsi="Tahoma" w:hint="eastAsia"/>
-          <w:color w:val="0070C0"/>
-          <w:kern w:val="0"/>
-          <w:sz w:val="22"/>
-        </w:rPr>
-        <w:t>关于行高控制器</w:t>
-      </w:r>
-      <w:r>
-        <w:rPr>
-          <w:rFonts w:ascii="Tahoma" w:eastAsia="微软雅黑" w:hAnsi="Tahoma" w:hint="eastAsia"/>
-          <w:color w:val="0070C0"/>
-          <w:kern w:val="0"/>
-          <w:sz w:val="22"/>
-        </w:rPr>
-        <w:t>.docx</w:t>
-      </w:r>
-      <w:r>
-        <w:rPr>
-          <w:rFonts w:ascii="Tahoma" w:eastAsia="微软雅黑" w:hAnsi="Tahoma" w:hint="eastAsia"/>
-          <w:kern w:val="0"/>
-          <w:sz w:val="22"/>
-        </w:rPr>
-        <w:t>”的排版与设计章节。</w:t>
-      </w:r>
-    </w:p>
+    <w:tbl>
+      <w:tblPr>
+        <w:tblStyle w:val="af"/>
+        <w:tblW w:w="0" w:type="auto"/>
+        <w:shd w:val="clear" w:color="auto" w:fill="DEEAF6" w:themeFill="accent1" w:themeFillTint="33"/>
+        <w:tblLook w:val="04A0" w:firstRow="1" w:lastRow="0" w:firstColumn="1" w:lastColumn="0" w:noHBand="0" w:noVBand="1"/>
+      </w:tblPr>
+      <w:tblGrid>
+        <w:gridCol w:w="8522"/>
+      </w:tblGrid>
+      <w:tr>
+        <w:tc>
+          <w:tcPr>
+            <w:tcW w:w="8522" w:type="dxa"/>
+            <w:shd w:val="clear" w:color="auto" w:fill="DEEAF6" w:themeFill="accent1" w:themeFillTint="33"/>
+          </w:tcPr>
+          <w:p>
+            <w:pPr>
+              <w:widowControl/>
+              <w:snapToGrid w:val="0"/>
+              <w:jc w:val="left"/>
+              <w:rPr>
+                <w:rFonts w:ascii="Tahoma" w:eastAsia="微软雅黑" w:hAnsi="Tahoma"/>
+                <w:kern w:val="0"/>
+                <w:sz w:val="22"/>
+              </w:rPr>
+            </w:pPr>
+            <w:r>
+              <w:rPr>
+                <w:rFonts w:ascii="Tahoma" w:eastAsia="微软雅黑" w:hAnsi="Tahoma" w:hint="eastAsia"/>
+                <w:kern w:val="0"/>
+                <w:sz w:val="22"/>
+              </w:rPr>
+              <w:t>详细可以去看看文档“</w:t>
+            </w:r>
+            <w:r>
+              <w:rPr>
+                <w:rFonts w:ascii="Tahoma" w:eastAsia="微软雅黑" w:hAnsi="Tahoma" w:hint="eastAsia"/>
+                <w:color w:val="0070C0"/>
+                <w:kern w:val="0"/>
+                <w:sz w:val="22"/>
+              </w:rPr>
+              <w:t>23.</w:t>
+            </w:r>
+            <w:r>
+              <w:rPr>
+                <w:rFonts w:ascii="Tahoma" w:eastAsia="微软雅黑" w:hAnsi="Tahoma" w:hint="eastAsia"/>
+                <w:color w:val="0070C0"/>
+                <w:kern w:val="0"/>
+                <w:sz w:val="22"/>
+              </w:rPr>
+              <w:t>窗口字符</w:t>
+            </w:r>
+            <w:r>
+              <w:rPr>
+                <w:rFonts w:ascii="Tahoma" w:eastAsia="微软雅黑" w:hAnsi="Tahoma" w:hint="eastAsia"/>
+                <w:color w:val="0070C0"/>
+                <w:kern w:val="0"/>
+                <w:sz w:val="22"/>
+              </w:rPr>
+              <w:t xml:space="preserve"> &gt; </w:t>
+            </w:r>
+            <w:r>
+              <w:rPr>
+                <w:rFonts w:ascii="Tahoma" w:eastAsia="微软雅黑" w:hAnsi="Tahoma" w:hint="eastAsia"/>
+                <w:color w:val="0070C0"/>
+                <w:kern w:val="0"/>
+                <w:sz w:val="22"/>
+              </w:rPr>
+              <w:t>关于行高控制器</w:t>
+            </w:r>
+            <w:r>
+              <w:rPr>
+                <w:rFonts w:ascii="Tahoma" w:eastAsia="微软雅黑" w:hAnsi="Tahoma" w:hint="eastAsia"/>
+                <w:color w:val="0070C0"/>
+                <w:kern w:val="0"/>
+                <w:sz w:val="22"/>
+              </w:rPr>
+              <w:t>.docx</w:t>
+            </w:r>
+            <w:r>
+              <w:rPr>
+                <w:rFonts w:ascii="Tahoma" w:eastAsia="微软雅黑" w:hAnsi="Tahoma" w:hint="eastAsia"/>
+                <w:kern w:val="0"/>
+                <w:sz w:val="22"/>
+              </w:rPr>
+              <w:t>”的排版与设计章节。</w:t>
+            </w:r>
+          </w:p>
+          <w:p>
+            <w:pPr>
+              <w:widowControl/>
+              <w:snapToGrid w:val="0"/>
+              <w:jc w:val="left"/>
+              <w:rPr>
+                <w:rFonts w:ascii="Tahoma" w:eastAsia="微软雅黑" w:hAnsi="Tahoma"/>
+                <w:kern w:val="0"/>
+                <w:sz w:val="22"/>
+              </w:rPr>
+            </w:pPr>
+            <w:r>
+              <w:rPr>
+                <w:rFonts w:ascii="Tahoma" w:eastAsia="微软雅黑" w:hAnsi="Tahoma" w:hint="eastAsia"/>
+                <w:kern w:val="0"/>
+                <w:sz w:val="22"/>
+              </w:rPr>
+              <w:t>另外留意信息面板</w:t>
+            </w:r>
+            <w:r>
+              <w:rPr>
+                <w:rFonts w:ascii="Tahoma" w:eastAsia="微软雅黑" w:hAnsi="Tahoma" w:hint="eastAsia"/>
+                <w:kern w:val="0"/>
+                <w:sz w:val="22"/>
+              </w:rPr>
+              <w:t>K</w:t>
+            </w:r>
+            <w:r>
+              <w:rPr>
+                <w:rFonts w:ascii="Tahoma" w:eastAsia="微软雅黑" w:hAnsi="Tahoma" w:hint="eastAsia"/>
+                <w:kern w:val="0"/>
+                <w:sz w:val="22"/>
+              </w:rPr>
+              <w:t>中的常见问题：</w:t>
+            </w:r>
+            <w:hyperlink w:anchor="_信息面板K在示例中设置右对齐，显示错位" w:history="1">
+              <w:r>
+                <w:rPr>
+                  <w:rStyle w:val="a4"/>
+                  <w:rFonts w:ascii="Tahoma" w:eastAsia="微软雅黑" w:hAnsi="Tahoma" w:hint="eastAsia"/>
+                  <w:kern w:val="0"/>
+                  <w:sz w:val="22"/>
+                </w:rPr>
+                <w:t>信息面板</w:t>
+              </w:r>
+              <w:r>
+                <w:rPr>
+                  <w:rStyle w:val="a4"/>
+                  <w:rFonts w:ascii="Tahoma" w:eastAsia="微软雅黑" w:hAnsi="Tahoma" w:hint="eastAsia"/>
+                  <w:kern w:val="0"/>
+                  <w:sz w:val="22"/>
+                </w:rPr>
+                <w:t>K</w:t>
+              </w:r>
+              <w:r>
+                <w:rPr>
+                  <w:rStyle w:val="a4"/>
+                  <w:rFonts w:ascii="Tahoma" w:eastAsia="微软雅黑" w:hAnsi="Tahoma" w:hint="eastAsia"/>
+                  <w:kern w:val="0"/>
+                  <w:sz w:val="22"/>
+                </w:rPr>
+                <w:t>在示例中设置右对齐，显示错位</w:t>
+              </w:r>
+            </w:hyperlink>
+            <w:r>
+              <w:rPr>
+                <w:rFonts w:ascii="Tahoma" w:eastAsia="微软雅黑" w:hAnsi="Tahoma" w:hint="eastAsia"/>
+                <w:kern w:val="0"/>
+                <w:sz w:val="22"/>
+              </w:rPr>
+              <w:t xml:space="preserve"> </w:t>
+            </w:r>
+            <w:r>
+              <w:rPr>
+                <w:rFonts w:ascii="Tahoma" w:eastAsia="微软雅黑" w:hAnsi="Tahoma" w:hint="eastAsia"/>
+                <w:kern w:val="0"/>
+                <w:sz w:val="22"/>
+              </w:rPr>
+              <w:t>。</w:t>
+            </w:r>
+          </w:p>
+        </w:tc>
+      </w:tr>
+      <w:bookmarkEnd w:id="3"/>
+    </w:tbl>
     <w:p>
       <w:pPr>
         <w:widowControl/>
@@ -33346,21 +33447,7 @@
           <w:rFonts w:hint="eastAsia"/>
           <w:sz w:val="28"/>
         </w:rPr>
-        <w:t>信息面板K中使用窗口字符，</w:t>
-      </w:r>
-      <w:r>
-        <w:rPr>
-          <w:rFonts w:hint="eastAsia"/>
-          <w:sz w:val="28"/>
-        </w:rPr>
-        <w:t>第一个选项</w:t>
-      </w:r>
-      <w:r>
-        <w:rPr>
-          <w:rFonts w:hint="eastAsia"/>
-          <w:sz w:val="28"/>
-        </w:rPr>
-        <w:t>错位</w:t>
+        <w:t>如何隐藏信息面板A的选项小箭头</w:t>
       </w:r>
     </w:p>
     <w:tbl>
@@ -33435,47 +33522,23 @@
                 <w:kern w:val="0"/>
                 <w:sz w:val="22"/>
               </w:rPr>
-              <w:t>信息面板</w:t>
-            </w:r>
-            <w:r>
-              <w:rPr>
-                <w:rFonts w:ascii="Tahoma" w:eastAsia="微软雅黑" w:hAnsi="Tahoma" w:hint="eastAsia"/>
-                <w:kern w:val="0"/>
-                <w:sz w:val="22"/>
-              </w:rPr>
-              <w:t>K</w:t>
-            </w:r>
-            <w:r>
-              <w:rPr>
-                <w:rFonts w:ascii="Tahoma" w:eastAsia="微软雅黑" w:hAnsi="Tahoma" w:hint="eastAsia"/>
-                <w:kern w:val="0"/>
-                <w:sz w:val="22"/>
-              </w:rPr>
-              <w:t>中使用窗口字符，第一</w:t>
-            </w:r>
-            <w:r>
-              <w:rPr>
-                <w:rFonts w:ascii="Tahoma" w:eastAsia="微软雅黑" w:hAnsi="Tahoma" w:hint="eastAsia"/>
-                <w:kern w:val="0"/>
-                <w:sz w:val="22"/>
-              </w:rPr>
-              <w:t>个</w:t>
-            </w:r>
-            <w:r>
-              <w:rPr>
-                <w:rFonts w:ascii="Tahoma" w:eastAsia="微软雅黑" w:hAnsi="Tahoma" w:hint="eastAsia"/>
-                <w:kern w:val="0"/>
-                <w:sz w:val="22"/>
-              </w:rPr>
-              <w:t>选项</w:t>
-            </w:r>
-            <w:r>
-              <w:rPr>
-                <w:rFonts w:ascii="Tahoma" w:eastAsia="微软雅黑" w:hAnsi="Tahoma" w:hint="eastAsia"/>
-                <w:kern w:val="0"/>
-                <w:sz w:val="22"/>
-              </w:rPr>
-              <w:t>错位</w:t>
+              <w:t>如何隐藏信息面板</w:t>
+            </w:r>
+            <w:r>
+              <w:rPr>
+                <w:rFonts w:ascii="Tahoma" w:eastAsia="微软雅黑" w:hAnsi="Tahoma" w:hint="eastAsia"/>
+                <w:kern w:val="0"/>
+                <w:sz w:val="22"/>
+              </w:rPr>
+              <w:t>A</w:t>
+            </w:r>
+            <w:r>
+              <w:rPr>
+                <w:rFonts w:ascii="Tahoma" w:eastAsia="微软雅黑" w:hAnsi="Tahoma" w:hint="eastAsia"/>
+                <w:kern w:val="0"/>
+                <w:sz w:val="22"/>
+              </w:rPr>
+              <w:t>的选项小箭头</w:t>
             </w:r>
           </w:p>
         </w:tc>
@@ -33533,10 +33596,10 @@
                 <w:noProof/>
               </w:rPr>
               <w:drawing>
-                <wp:inline distT="0" distB="0" distL="0" distR="0" wp14:anchorId="61287738" wp14:editId="62E282B8">
-                  <wp:extent cx="4175760" cy="1181100"/>
+                <wp:inline distT="0" distB="0" distL="0" distR="0" wp14:anchorId="11F0AFFC" wp14:editId="186A102E">
+                  <wp:extent cx="3870960" cy="2725156"/>
                   <wp:effectExtent l="0" t="0" r="0" b="0"/>
-                  <wp:docPr id="966803948" name="图片 79"/>
+                  <wp:docPr id="1697558116" name="图片 1"/>
                   <wp:cNvGraphicFramePr>
                     <a:graphicFrameLocks xmlns:a="http://schemas.openxmlformats.org/drawingml/2006/main" noChangeAspect="1"/>
                   </wp:cNvGraphicFramePr>
@@ -33544,7 +33607,7 @@
                     <a:graphicData uri="http://schemas.openxmlformats.org/drawingml/2006/picture">
                       <pic:pic xmlns:pic="http://schemas.openxmlformats.org/drawingml/2006/picture">
                         <pic:nvPicPr>
-                          <pic:cNvPr id="0" name="Picture 163"/>
+                          <pic:cNvPr id="0" name="Picture 7"/>
                           <pic:cNvPicPr>
                             <a:picLocks noChangeAspect="1" noChangeArrowheads="1"/>
                           </pic:cNvPicPr>
@@ -33565,7 +33628,7 @@
                         <pic:spPr bwMode="auto">
                           <a:xfrm>
                             <a:off x="0" y="0"/>
-                            <a:ext cx="4175760" cy="1181100"/>
+                            <a:ext cx="3878734" cy="2730629"/>
                           </a:xfrm>
                           <a:prstGeom prst="rect">
                             <a:avLst/>
@@ -33599,10 +33662,10 @@
                 <w:noProof/>
               </w:rPr>
               <w:drawing>
-                <wp:inline distT="0" distB="0" distL="0" distR="0" wp14:anchorId="4A722BB8" wp14:editId="78035219">
-                  <wp:extent cx="4198620" cy="1447800"/>
-                  <wp:effectExtent l="0" t="0" r="0" b="0"/>
-                  <wp:docPr id="2006623762" name="图片 80"/>
+                <wp:inline distT="0" distB="0" distL="0" distR="0" wp14:anchorId="1CAD1A0D" wp14:editId="37E31228">
+                  <wp:extent cx="4419600" cy="1555320"/>
+                  <wp:effectExtent l="0" t="0" r="0" b="6985"/>
+                  <wp:docPr id="825244533" name="图片 2"/>
                   <wp:cNvGraphicFramePr>
                     <a:graphicFrameLocks xmlns:a="http://schemas.openxmlformats.org/drawingml/2006/main" noChangeAspect="1"/>
                   </wp:cNvGraphicFramePr>
@@ -33610,7 +33673,7 @@
                     <a:graphicData uri="http://schemas.openxmlformats.org/drawingml/2006/picture">
                       <pic:pic xmlns:pic="http://schemas.openxmlformats.org/drawingml/2006/picture">
                         <pic:nvPicPr>
-                          <pic:cNvPr id="0" name="Picture 165"/>
+                          <pic:cNvPr id="0" name="Picture 9"/>
                           <pic:cNvPicPr>
                             <a:picLocks noChangeAspect="1" noChangeArrowheads="1"/>
                           </pic:cNvPicPr>
@@ -33631,7 +33694,7 @@
                         <pic:spPr bwMode="auto">
                           <a:xfrm>
                             <a:off x="0" y="0"/>
-                            <a:ext cx="4198620" cy="1447800"/>
+                            <a:ext cx="4438448" cy="1561953"/>
                           </a:xfrm>
                           <a:prstGeom prst="rect">
                             <a:avLst/>
@@ -33705,69 +33768,7 @@
                 <w:kern w:val="0"/>
                 <w:sz w:val="22"/>
               </w:rPr>
-              <w:t>信息面板</w:t>
-            </w:r>
-            <w:r>
-              <w:rPr>
-                <w:rFonts w:ascii="Tahoma" w:eastAsia="微软雅黑" w:hAnsi="Tahoma" w:hint="eastAsia"/>
-                <w:kern w:val="0"/>
-                <w:sz w:val="22"/>
-              </w:rPr>
-              <w:t>K</w:t>
-            </w:r>
-            <w:r>
-              <w:rPr>
-                <w:rFonts w:ascii="Tahoma" w:eastAsia="微软雅黑" w:hAnsi="Tahoma" w:hint="eastAsia"/>
-                <w:kern w:val="0"/>
-                <w:sz w:val="22"/>
-              </w:rPr>
-              <w:t>的自定义锦囊功能，能够通过窗口字符修改大图与描述。</w:t>
-            </w:r>
-          </w:p>
-          <w:p>
-            <w:pPr>
-              <w:widowControl/>
-              <w:adjustRightInd w:val="0"/>
-              <w:snapToGrid w:val="0"/>
-              <w:spacing w:line="276" w:lineRule="auto"/>
-              <w:jc w:val="left"/>
-              <w:rPr>
-                <w:rFonts w:ascii="Tahoma" w:eastAsia="微软雅黑" w:hAnsi="Tahoma"/>
-                <w:kern w:val="0"/>
-                <w:sz w:val="22"/>
-              </w:rPr>
-            </w:pPr>
-            <w:r>
-              <w:rPr>
-                <w:rFonts w:ascii="Tahoma" w:eastAsia="微软雅黑" w:hAnsi="Tahoma" w:hint="eastAsia"/>
-                <w:kern w:val="0"/>
-                <w:sz w:val="22"/>
-              </w:rPr>
-              <w:t>图中</w:t>
-            </w:r>
-            <w:r>
-              <w:rPr>
-                <w:rFonts w:ascii="Tahoma" w:eastAsia="微软雅黑" w:hAnsi="Tahoma" w:hint="eastAsia"/>
-                <w:kern w:val="0"/>
-                <w:sz w:val="22"/>
-              </w:rPr>
-              <w:t>的</w:t>
-            </w:r>
-            <w:r>
-              <w:rPr>
-                <w:rFonts w:ascii="Tahoma" w:eastAsia="微软雅黑" w:hAnsi="Tahoma" w:hint="eastAsia"/>
-                <w:kern w:val="0"/>
-                <w:sz w:val="22"/>
-              </w:rPr>
-              <w:t>locked</w:t>
-            </w:r>
-            <w:r>
-              <w:rPr>
-                <w:rFonts w:ascii="Tahoma" w:eastAsia="微软雅黑" w:hAnsi="Tahoma" w:hint="eastAsia"/>
-                <w:kern w:val="0"/>
-                <w:sz w:val="22"/>
-              </w:rPr>
-              <w:t>是使用</w:t>
+              <w:t>设置</w:t>
             </w:r>
             <w:r>
               <w:rPr>
@@ -33779,206 +33780,27 @@
             </w:r>
             <w:r>
               <w:rPr>
-                <w:rFonts w:ascii="Tahoma" w:eastAsia="微软雅黑" w:hAnsi="Tahoma"/>
-                <w:kern w:val="0"/>
-                <w:sz w:val="22"/>
-              </w:rPr>
-              <w:t>\</w:t>
-            </w:r>
-            <w:r>
-              <w:rPr>
-                <w:rFonts w:ascii="Tahoma" w:eastAsia="微软雅黑" w:hAnsi="Tahoma" w:hint="eastAsia"/>
-                <w:kern w:val="0"/>
-                <w:sz w:val="22"/>
-              </w:rPr>
-              <w:t>py</w:t>
-            </w:r>
-            <w:r>
-              <w:rPr>
-                <w:rFonts w:ascii="Tahoma" w:eastAsia="微软雅黑" w:hAnsi="Tahoma"/>
-                <w:kern w:val="0"/>
-                <w:sz w:val="22"/>
-              </w:rPr>
-              <w:t>[5]</w:t>
-            </w:r>
-            <w:r>
-              <w:rPr>
-                <w:rFonts w:ascii="Tahoma" w:eastAsia="微软雅黑" w:hAnsi="Tahoma" w:hint="eastAsia"/>
-                <w:kern w:val="0"/>
-                <w:sz w:val="22"/>
-              </w:rPr>
-              <w:t>进行偏移的，整体窗口字符为：</w:t>
-            </w:r>
-          </w:p>
-          <w:p>
-            <w:pPr>
-              <w:widowControl/>
-              <w:adjustRightInd w:val="0"/>
-              <w:snapToGrid w:val="0"/>
-              <w:spacing w:line="276" w:lineRule="auto"/>
-              <w:ind w:firstLineChars="100" w:firstLine="220"/>
-              <w:jc w:val="left"/>
-              <w:rPr>
-                <w:rFonts w:ascii="Tahoma" w:eastAsia="微软雅黑" w:hAnsi="Tahoma"/>
-                <w:kern w:val="0"/>
-                <w:sz w:val="22"/>
-              </w:rPr>
-            </w:pPr>
-            <w:r>
-              <w:rPr>
-                <w:rFonts w:ascii="Tahoma" w:eastAsia="微软雅黑" w:hAnsi="Tahoma" w:hint="eastAsia"/>
-                <w:kern w:val="0"/>
-                <w:sz w:val="22"/>
-              </w:rPr>
-              <w:t>\</w:t>
-            </w:r>
-            <w:r>
-              <w:rPr>
-                <w:rFonts w:ascii="Tahoma" w:eastAsia="微软雅黑" w:hAnsi="Tahoma"/>
-                <w:kern w:val="0"/>
-                <w:sz w:val="22"/>
-              </w:rPr>
-              <w:t>py[</w:t>
-            </w:r>
-            <w:proofErr w:type="gramStart"/>
-            <w:r>
-              <w:rPr>
-                <w:rFonts w:ascii="Tahoma" w:eastAsia="微软雅黑" w:hAnsi="Tahoma"/>
-                <w:kern w:val="0"/>
-                <w:sz w:val="22"/>
-              </w:rPr>
-              <w:t>5]\</w:t>
-            </w:r>
-            <w:proofErr w:type="gramEnd"/>
-            <w:r>
-              <w:rPr>
-                <w:rFonts w:ascii="Tahoma" w:eastAsia="微软雅黑" w:hAnsi="Tahoma"/>
-                <w:kern w:val="0"/>
-                <w:sz w:val="22"/>
-              </w:rPr>
-              <w:t>fs[</w:t>
-            </w:r>
-            <w:proofErr w:type="gramStart"/>
-            <w:r>
-              <w:rPr>
-                <w:rFonts w:ascii="Tahoma" w:eastAsia="微软雅黑" w:hAnsi="Tahoma"/>
-                <w:kern w:val="0"/>
-                <w:sz w:val="22"/>
-              </w:rPr>
-              <w:t>16]\</w:t>
-            </w:r>
-            <w:proofErr w:type="gramEnd"/>
-            <w:r>
-              <w:rPr>
-                <w:rFonts w:ascii="Tahoma" w:eastAsia="微软雅黑" w:hAnsi="Tahoma"/>
-                <w:kern w:val="0"/>
-                <w:sz w:val="22"/>
-              </w:rPr>
-              <w:t>c[</w:t>
-            </w:r>
-            <w:proofErr w:type="gramStart"/>
-            <w:r>
-              <w:rPr>
-                <w:rFonts w:ascii="Tahoma" w:eastAsia="微软雅黑" w:hAnsi="Tahoma"/>
-                <w:kern w:val="0"/>
-                <w:sz w:val="22"/>
-              </w:rPr>
-              <w:t>8]locked</w:t>
-            </w:r>
-            <w:proofErr w:type="gramEnd"/>
-            <w:r>
-              <w:rPr>
-                <w:rFonts w:ascii="Tahoma" w:eastAsia="微软雅黑" w:hAnsi="Tahoma"/>
-                <w:kern w:val="0"/>
-                <w:sz w:val="22"/>
-              </w:rPr>
-              <w:t>\</w:t>
-            </w:r>
-            <w:proofErr w:type="gramStart"/>
-            <w:r>
-              <w:rPr>
-                <w:rFonts w:ascii="Tahoma" w:eastAsia="微软雅黑" w:hAnsi="Tahoma"/>
-                <w:kern w:val="0"/>
-                <w:sz w:val="22"/>
-              </w:rPr>
-              <w:t>c[</w:t>
-            </w:r>
-            <w:proofErr w:type="gramEnd"/>
-            <w:r>
-              <w:rPr>
-                <w:rFonts w:ascii="Tahoma" w:eastAsia="微软雅黑" w:hAnsi="Tahoma"/>
-                <w:kern w:val="0"/>
-                <w:sz w:val="22"/>
-              </w:rPr>
-              <w:t>0]</w:t>
-            </w:r>
-          </w:p>
-          <w:p>
-            <w:pPr>
-              <w:widowControl/>
-              <w:adjustRightInd w:val="0"/>
-              <w:snapToGrid w:val="0"/>
-              <w:spacing w:line="276" w:lineRule="auto"/>
-              <w:jc w:val="left"/>
-              <w:rPr>
-                <w:rFonts w:ascii="Tahoma" w:eastAsia="微软雅黑" w:hAnsi="Tahoma"/>
-                <w:kern w:val="0"/>
-                <w:sz w:val="22"/>
-              </w:rPr>
-            </w:pPr>
-            <w:r>
-              <w:rPr>
-                <w:rFonts w:ascii="Tahoma" w:eastAsia="微软雅黑" w:hAnsi="Tahoma" w:hint="eastAsia"/>
-                <w:kern w:val="0"/>
-                <w:sz w:val="22"/>
-              </w:rPr>
-              <w:t>后面所有选项都是一模一样的窗口字符，</w:t>
-            </w:r>
-          </w:p>
-          <w:p>
-            <w:pPr>
-              <w:widowControl/>
-              <w:adjustRightInd w:val="0"/>
-              <w:snapToGrid w:val="0"/>
-              <w:spacing w:line="276" w:lineRule="auto"/>
-              <w:jc w:val="left"/>
-              <w:rPr>
-                <w:rFonts w:ascii="Tahoma" w:eastAsia="微软雅黑" w:hAnsi="Tahoma"/>
-                <w:kern w:val="0"/>
-                <w:sz w:val="22"/>
-              </w:rPr>
-            </w:pPr>
-            <w:r>
-              <w:rPr>
-                <w:rFonts w:ascii="Tahoma" w:eastAsia="微软雅黑" w:hAnsi="Tahoma" w:hint="eastAsia"/>
-                <w:kern w:val="0"/>
-                <w:sz w:val="22"/>
-              </w:rPr>
-              <w:t>但只有第一个选项会出现多出向下偏移的</w:t>
-            </w:r>
-            <w:r>
-              <w:rPr>
-                <w:rFonts w:ascii="Tahoma" w:eastAsia="微软雅黑" w:hAnsi="Tahoma" w:hint="eastAsia"/>
-                <w:kern w:val="0"/>
-                <w:sz w:val="22"/>
-              </w:rPr>
-              <w:t>1</w:t>
-            </w:r>
-            <w:r>
-              <w:rPr>
-                <w:rFonts w:ascii="Tahoma" w:eastAsia="微软雅黑" w:hAnsi="Tahoma"/>
-                <w:kern w:val="0"/>
-                <w:sz w:val="22"/>
-              </w:rPr>
-              <w:t>0</w:t>
-            </w:r>
-            <w:r>
-              <w:rPr>
-                <w:rFonts w:ascii="Tahoma" w:eastAsia="微软雅黑" w:hAnsi="Tahoma" w:hint="eastAsia"/>
-                <w:kern w:val="0"/>
-                <w:sz w:val="22"/>
-              </w:rPr>
-              <w:t>像素。</w:t>
+                <w:rFonts w:ascii="Tahoma" w:eastAsia="微软雅黑" w:hAnsi="Tahoma" w:hint="eastAsia"/>
+                <w:kern w:val="0"/>
+                <w:sz w:val="22"/>
+              </w:rPr>
+              <w:t>隐藏布局</w:t>
+            </w:r>
+            <w:r>
+              <w:rPr>
+                <w:rFonts w:ascii="Tahoma" w:eastAsia="微软雅黑" w:hAnsi="Tahoma" w:hint="eastAsia"/>
+                <w:kern w:val="0"/>
+                <w:sz w:val="22"/>
+              </w:rPr>
+              <w:t xml:space="preserve"> </w:t>
+            </w:r>
+            <w:r>
+              <w:rPr>
+                <w:rFonts w:ascii="Tahoma" w:eastAsia="微软雅黑" w:hAnsi="Tahoma" w:hint="eastAsia"/>
+                <w:kern w:val="0"/>
+                <w:sz w:val="22"/>
+              </w:rPr>
+              <w:t>没有效果，隐藏不了。</w:t>
             </w:r>
           </w:p>
         </w:tc>
@@ -34038,15 +33860,7 @@
                 <w:kern w:val="0"/>
                 <w:sz w:val="22"/>
               </w:rPr>
-              <w:t>此问题</w:t>
-            </w:r>
-            <w:r>
-              <w:rPr>
-                <w:rFonts w:ascii="Tahoma" w:eastAsia="微软雅黑" w:hAnsi="Tahoma" w:hint="eastAsia"/>
-                <w:kern w:val="0"/>
-                <w:sz w:val="22"/>
-              </w:rPr>
-              <w:t>为群友发现，比较罕见</w:t>
+              <w:t>作者我的疏忽，忘了这个细节了</w:t>
             </w:r>
             <w:r>
               <w:rPr>
@@ -34076,31 +33890,23 @@
                 <w:kern w:val="0"/>
                 <w:sz w:val="22"/>
               </w:rPr>
-              <w:t>作者我排查了很久，可以确定是</w:t>
-            </w:r>
-            <w:r>
-              <w:rPr>
-                <w:rFonts w:ascii="Tahoma" w:eastAsia="微软雅黑" w:hAnsi="Tahoma" w:hint="eastAsia"/>
-                <w:kern w:val="0"/>
-                <w:sz w:val="22"/>
-              </w:rPr>
-              <w:t>\fs</w:t>
-            </w:r>
-            <w:r>
-              <w:rPr>
-                <w:rFonts w:ascii="Tahoma" w:eastAsia="微软雅黑" w:hAnsi="Tahoma"/>
-                <w:kern w:val="0"/>
-                <w:sz w:val="22"/>
-              </w:rPr>
-              <w:t xml:space="preserve"> </w:t>
-            </w:r>
-            <w:r>
-              <w:rPr>
-                <w:rFonts w:ascii="Tahoma" w:eastAsia="微软雅黑" w:hAnsi="Tahoma" w:hint="eastAsia"/>
-                <w:kern w:val="0"/>
-                <w:sz w:val="22"/>
-              </w:rPr>
-              <w:t>字符修改字体大小时，会对纵向的偏移顺序造成影响。</w:t>
+              <w:t>已经修复</w:t>
+            </w:r>
+            <w:r>
+              <w:rPr>
+                <w:rFonts w:ascii="Tahoma" w:eastAsia="微软雅黑" w:hAnsi="Tahoma" w:hint="eastAsia"/>
+                <w:kern w:val="0"/>
+                <w:sz w:val="22"/>
+              </w:rPr>
+              <w:t>bug</w:t>
+            </w:r>
+            <w:r>
+              <w:rPr>
+                <w:rFonts w:ascii="Tahoma" w:eastAsia="微软雅黑" w:hAnsi="Tahoma" w:hint="eastAsia"/>
+                <w:kern w:val="0"/>
+                <w:sz w:val="22"/>
+              </w:rPr>
+              <w:t>，更新版本即可。</w:t>
             </w:r>
           </w:p>
         </w:tc>
@@ -34160,47 +33966,15 @@
                 <w:kern w:val="0"/>
                 <w:sz w:val="22"/>
               </w:rPr>
-              <w:t>修改信息面板</w:t>
-            </w:r>
-            <w:r>
-              <w:rPr>
-                <w:rFonts w:ascii="Tahoma" w:eastAsia="微软雅黑" w:hAnsi="Tahoma" w:hint="eastAsia"/>
-                <w:kern w:val="0"/>
-                <w:sz w:val="22"/>
-              </w:rPr>
-              <w:t>K</w:t>
-            </w:r>
-            <w:r>
-              <w:rPr>
-                <w:rFonts w:ascii="Tahoma" w:eastAsia="微软雅黑" w:hAnsi="Tahoma" w:hint="eastAsia"/>
-                <w:kern w:val="0"/>
-                <w:sz w:val="22"/>
-              </w:rPr>
-              <w:t>窗口</w:t>
-            </w:r>
-            <w:r>
-              <w:rPr>
-                <w:rFonts w:ascii="Tahoma" w:eastAsia="微软雅黑" w:hAnsi="Tahoma" w:hint="eastAsia"/>
-                <w:kern w:val="0"/>
-                <w:sz w:val="22"/>
-              </w:rPr>
-              <w:t>的</w:t>
-            </w:r>
-            <w:r>
-              <w:rPr>
-                <w:rFonts w:ascii="Tahoma" w:eastAsia="微软雅黑" w:hAnsi="Tahoma" w:hint="eastAsia"/>
-                <w:kern w:val="0"/>
-                <w:sz w:val="22"/>
-              </w:rPr>
-              <w:t>初始</w:t>
-            </w:r>
-            <w:r>
-              <w:rPr>
-                <w:rFonts w:ascii="Tahoma" w:eastAsia="微软雅黑" w:hAnsi="Tahoma" w:hint="eastAsia"/>
-                <w:kern w:val="0"/>
-                <w:sz w:val="22"/>
-              </w:rPr>
-              <w:t>字体大小，能够有效缓解此多出的像素问题</w:t>
+              <w:t>》</w:t>
+            </w:r>
+            <w:r>
+              <w:rPr>
+                <w:rFonts w:ascii="Tahoma" w:eastAsia="微软雅黑" w:hAnsi="Tahoma" w:hint="eastAsia"/>
+                <w:kern w:val="0"/>
+                <w:sz w:val="22"/>
+              </w:rPr>
+              <w:t>旧版本的插件隐藏不了</w:t>
             </w:r>
             <w:r>
               <w:rPr>
@@ -34230,23 +34004,71 @@
                 <w:kern w:val="0"/>
                 <w:sz w:val="22"/>
               </w:rPr>
-              <w:t>（</w:t>
-            </w:r>
-            <w:r>
-              <w:rPr>
-                <w:rFonts w:ascii="Tahoma" w:eastAsia="微软雅黑" w:hAnsi="Tahoma" w:hint="eastAsia"/>
-                <w:kern w:val="0"/>
-                <w:sz w:val="22"/>
-              </w:rPr>
-              <w:t>除此之外暂时</w:t>
-            </w:r>
-            <w:r>
-              <w:rPr>
-                <w:rFonts w:ascii="Tahoma" w:eastAsia="微软雅黑" w:hAnsi="Tahoma" w:hint="eastAsia"/>
-                <w:kern w:val="0"/>
-                <w:sz w:val="22"/>
-              </w:rPr>
-              <w:t>没有其他更好的解决方案了）</w:t>
+              <w:t>更新：</w:t>
+            </w:r>
+            <w:r>
+              <w:rPr>
+                <w:rFonts w:ascii="Tahoma" w:eastAsia="微软雅黑" w:hAnsi="Tahoma" w:hint="eastAsia"/>
+                <w:kern w:val="0"/>
+                <w:sz w:val="22"/>
+              </w:rPr>
+              <w:t>Drill_CoreOfWindowAuxiliary</w:t>
+            </w:r>
+            <w:r>
+              <w:rPr>
+                <w:rFonts w:ascii="Tahoma" w:eastAsia="微软雅黑" w:hAnsi="Tahoma" w:hint="eastAsia"/>
+                <w:kern w:val="0"/>
+                <w:sz w:val="22"/>
+              </w:rPr>
+              <w:t>系统</w:t>
+            </w:r>
+            <w:r>
+              <w:rPr>
+                <w:rFonts w:ascii="Tahoma" w:eastAsia="微软雅黑" w:hAnsi="Tahoma" w:hint="eastAsia"/>
+                <w:kern w:val="0"/>
+                <w:sz w:val="22"/>
+              </w:rPr>
+              <w:t xml:space="preserve"> - </w:t>
+            </w:r>
+            <w:r>
+              <w:rPr>
+                <w:rFonts w:ascii="Tahoma" w:eastAsia="微软雅黑" w:hAnsi="Tahoma" w:hint="eastAsia"/>
+                <w:kern w:val="0"/>
+                <w:sz w:val="22"/>
+              </w:rPr>
+              <w:t>窗口辅助核心（</w:t>
+            </w:r>
+            <w:r>
+              <w:rPr>
+                <w:rFonts w:ascii="Tahoma" w:eastAsia="微软雅黑" w:hAnsi="Tahoma" w:hint="eastAsia"/>
+                <w:kern w:val="0"/>
+                <w:sz w:val="22"/>
+              </w:rPr>
+              <w:t>v2.</w:t>
+            </w:r>
+            <w:r>
+              <w:rPr>
+                <w:rFonts w:ascii="Tahoma" w:eastAsia="微软雅黑" w:hAnsi="Tahoma" w:hint="eastAsia"/>
+                <w:kern w:val="0"/>
+                <w:sz w:val="22"/>
+              </w:rPr>
+              <w:t>3</w:t>
+            </w:r>
+            <w:r>
+              <w:rPr>
+                <w:rFonts w:ascii="Tahoma" w:eastAsia="微软雅黑" w:hAnsi="Tahoma" w:hint="eastAsia"/>
+                <w:kern w:val="0"/>
+                <w:sz w:val="22"/>
+              </w:rPr>
+              <w:t>及以上）</w:t>
+            </w:r>
+            <w:r>
+              <w:rPr>
+                <w:rFonts w:ascii="Tahoma" w:eastAsia="微软雅黑" w:hAnsi="Tahoma" w:hint="eastAsia"/>
+                <w:kern w:val="0"/>
+                <w:sz w:val="22"/>
+              </w:rPr>
+              <w:t>。</w:t>
             </w:r>
           </w:p>
           <w:p>
@@ -34264,56 +34086,73 @@
             </w:pPr>
             <w:r>
               <w:rPr>
-                <w:noProof/>
-              </w:rPr>
-              <w:drawing>
-                <wp:inline distT="0" distB="0" distL="0" distR="0" wp14:anchorId="2C8F6FA3" wp14:editId="7CD53ED6">
-                  <wp:extent cx="3817620" cy="1402080"/>
-                  <wp:effectExtent l="0" t="0" r="0" b="7620"/>
-                  <wp:docPr id="1734205585" name="图片 81"/>
-                  <wp:cNvGraphicFramePr>
-                    <a:graphicFrameLocks xmlns:a="http://schemas.openxmlformats.org/drawingml/2006/main" noChangeAspect="1"/>
-                  </wp:cNvGraphicFramePr>
-                  <a:graphic xmlns:a="http://schemas.openxmlformats.org/drawingml/2006/main">
-                    <a:graphicData uri="http://schemas.openxmlformats.org/drawingml/2006/picture">
-                      <pic:pic xmlns:pic="http://schemas.openxmlformats.org/drawingml/2006/picture">
-                        <pic:nvPicPr>
-                          <pic:cNvPr id="0" name="Picture 167"/>
-                          <pic:cNvPicPr>
-                            <a:picLocks noChangeAspect="1" noChangeArrowheads="1"/>
-                          </pic:cNvPicPr>
-                        </pic:nvPicPr>
-                        <pic:blipFill>
-                          <a:blip r:embed="rId122">
-                            <a:extLst>
-                              <a:ext uri="{28A0092B-C50C-407E-A947-70E740481C1C}">
-                                <a14:useLocalDpi xmlns:a14="http://schemas.microsoft.com/office/drawing/2010/main" val="0"/>
-                              </a:ext>
-                            </a:extLst>
-                          </a:blip>
-                          <a:srcRect/>
-                          <a:stretch>
-                            <a:fillRect/>
-                          </a:stretch>
-                        </pic:blipFill>
-                        <pic:spPr bwMode="auto">
-                          <a:xfrm>
-                            <a:off x="0" y="0"/>
-                            <a:ext cx="3817620" cy="1402080"/>
-                          </a:xfrm>
-                          <a:prstGeom prst="rect">
-                            <a:avLst/>
-                          </a:prstGeom>
-                          <a:noFill/>
-                          <a:ln>
-                            <a:noFill/>
-                          </a:ln>
-                        </pic:spPr>
-                      </pic:pic>
-                    </a:graphicData>
-                  </a:graphic>
-                </wp:inline>
-              </w:drawing>
+                <w:rFonts w:ascii="Tahoma" w:eastAsia="微软雅黑" w:hAnsi="Tahoma" w:hint="eastAsia"/>
+                <w:kern w:val="0"/>
+                <w:sz w:val="22"/>
+              </w:rPr>
+              <w:t>再设置“隐藏布局”就能隐藏了。</w:t>
+            </w:r>
+          </w:p>
+          <w:p>
+            <w:pPr>
+              <w:widowControl/>
+              <w:adjustRightInd w:val="0"/>
+              <w:snapToGrid w:val="0"/>
+              <w:spacing w:line="276" w:lineRule="auto"/>
+              <w:jc w:val="left"/>
+              <w:rPr>
+                <w:rFonts w:ascii="Tahoma" w:eastAsia="微软雅黑" w:hAnsi="Tahoma"/>
+                <w:kern w:val="0"/>
+                <w:sz w:val="22"/>
+              </w:rPr>
+            </w:pPr>
+            <w:r>
+              <w:rPr>
+                <w:rFonts w:ascii="Tahoma" w:eastAsia="微软雅黑" w:hAnsi="Tahoma" w:hint="eastAsia"/>
+                <w:kern w:val="0"/>
+                <w:sz w:val="22"/>
+              </w:rPr>
+              <w:t>》如果你希望不隐藏小箭头，</w:t>
+            </w:r>
+          </w:p>
+          <w:p>
+            <w:pPr>
+              <w:widowControl/>
+              <w:adjustRightInd w:val="0"/>
+              <w:snapToGrid w:val="0"/>
+              <w:spacing w:line="276" w:lineRule="auto"/>
+              <w:jc w:val="left"/>
+              <w:rPr>
+                <w:rFonts w:ascii="Tahoma" w:eastAsia="微软雅黑" w:hAnsi="Tahoma"/>
+                <w:kern w:val="0"/>
+                <w:sz w:val="22"/>
+              </w:rPr>
+            </w:pPr>
+            <w:r>
+              <w:rPr>
+                <w:rFonts w:ascii="Tahoma" w:eastAsia="微软雅黑" w:hAnsi="Tahoma" w:hint="eastAsia"/>
+                <w:kern w:val="0"/>
+                <w:sz w:val="22"/>
+              </w:rPr>
+              <w:t>设置类型为“单张背景贴图”，然后配置</w:t>
+            </w:r>
+            <w:proofErr w:type="gramStart"/>
+            <w:r>
+              <w:rPr>
+                <w:rFonts w:ascii="Tahoma" w:eastAsia="微软雅黑" w:hAnsi="Tahoma" w:hint="eastAsia"/>
+                <w:kern w:val="0"/>
+                <w:sz w:val="22"/>
+              </w:rPr>
+              <w:t>空图片即</w:t>
+            </w:r>
+            <w:proofErr w:type="gramEnd"/>
+            <w:r>
+              <w:rPr>
+                <w:rFonts w:ascii="Tahoma" w:eastAsia="微软雅黑" w:hAnsi="Tahoma" w:hint="eastAsia"/>
+                <w:kern w:val="0"/>
+                <w:sz w:val="22"/>
+              </w:rPr>
+              <w:t>可。</w:t>
             </w:r>
           </w:p>
         </w:tc>
@@ -34321,14 +34160,8 @@
     </w:tbl>
     <w:p>
       <w:pPr>
-        <w:widowControl/>
-        <w:adjustRightInd w:val="0"/>
-        <w:snapToGrid w:val="0"/>
-        <w:spacing w:after="120"/>
-        <w:rPr>
-          <w:rFonts w:ascii="Tahoma" w:eastAsia="微软雅黑" w:hAnsi="Tahoma"/>
-          <w:kern w:val="0"/>
-          <w:sz w:val="22"/>
+        <w:rPr>
+          <w:rFonts w:hint="eastAsia"/>
         </w:rPr>
       </w:pPr>
     </w:p>
@@ -34337,16 +34170,12 @@
         <w:widowControl/>
         <w:jc w:val="left"/>
         <w:rPr>
-          <w:rFonts w:ascii="Tahoma" w:eastAsia="微软雅黑" w:hAnsi="Tahoma"/>
-          <w:kern w:val="0"/>
-          <w:sz w:val="22"/>
-        </w:rPr>
-      </w:pPr>
-      <w:r>
-        <w:rPr>
-          <w:rFonts w:ascii="Tahoma" w:eastAsia="微软雅黑" w:hAnsi="Tahoma"/>
-          <w:kern w:val="0"/>
-          <w:sz w:val="22"/>
+          <w:rFonts w:hint="eastAsia"/>
+        </w:rPr>
+      </w:pPr>
+      <w:r>
+        <w:rPr>
+          <w:rFonts w:hint="eastAsia"/>
         </w:rPr>
         <w:br w:type="page"/>
       </w:r>
@@ -34365,21 +34194,7 @@
           <w:sz w:val="28"/>
         </w:rPr>
         <w:lastRenderedPageBreak/>
-        <w:t>修改分辨率后，</w:t>
-      </w:r>
-      <w:r>
-        <w:rPr>
-          <w:rFonts w:hint="eastAsia"/>
-          <w:sz w:val="28"/>
-        </w:rPr>
-        <w:t>信息面板</w:t>
-      </w:r>
-      <w:r>
-        <w:rPr>
-          <w:rFonts w:hint="eastAsia"/>
-          <w:sz w:val="28"/>
-        </w:rPr>
-        <w:t>G的角落出现文本框</w:t>
+        <w:t>修改分辨率后，信息面板G的角落出现文本框</w:t>
       </w:r>
     </w:p>
     <w:tbl>
@@ -34528,7 +34343,7 @@
                 <w:noProof/>
               </w:rPr>
               <w:drawing>
-                <wp:inline distT="0" distB="0" distL="0" distR="0" wp14:anchorId="02DAF8E7" wp14:editId="0FFBE28A">
+                <wp:inline distT="0" distB="0" distL="0" distR="0" wp14:anchorId="1C6665D3" wp14:editId="1F5D0A06">
                   <wp:extent cx="4365133" cy="2560955"/>
                   <wp:effectExtent l="0" t="0" r="0" b="0"/>
                   <wp:docPr id="128263714" name="图片 1"/>
@@ -34545,7 +34360,7 @@
                           </pic:cNvPicPr>
                         </pic:nvPicPr>
                         <pic:blipFill>
-                          <a:blip r:embed="rId123">
+                          <a:blip r:embed="rId122">
                             <a:extLst>
                               <a:ext uri="{28A0092B-C50C-407E-A947-70E740481C1C}">
                                 <a14:useLocalDpi xmlns:a14="http://schemas.microsoft.com/office/drawing/2010/main" val="0"/>
@@ -34623,7 +34438,7 @@
               <w:spacing w:line="276" w:lineRule="auto"/>
               <w:jc w:val="left"/>
               <w:rPr>
-                <w:rFonts w:ascii="Tahoma" w:eastAsia="微软雅黑" w:hAnsi="Tahoma" w:hint="eastAsia"/>
+                <w:rFonts w:ascii="Tahoma" w:eastAsia="微软雅黑" w:hAnsi="Tahoma"/>
                 <w:kern w:val="0"/>
                 <w:sz w:val="22"/>
               </w:rPr>
@@ -34683,7 +34498,7 @@
               <w:spacing w:line="276" w:lineRule="auto"/>
               <w:jc w:val="left"/>
               <w:rPr>
-                <w:rFonts w:ascii="Tahoma" w:eastAsia="微软雅黑" w:hAnsi="Tahoma" w:hint="eastAsia"/>
+                <w:rFonts w:ascii="Tahoma" w:eastAsia="微软雅黑" w:hAnsi="Tahoma"/>
                 <w:kern w:val="0"/>
                 <w:sz w:val="22"/>
               </w:rPr>
@@ -34850,7 +34665,7 @@
               <w:spacing w:after="200"/>
               <w:jc w:val="left"/>
               <w:rPr>
-                <w:rFonts w:ascii="Tahoma" w:eastAsia="微软雅黑" w:hAnsi="Tahoma" w:hint="eastAsia"/>
+                <w:rFonts w:ascii="Tahoma" w:eastAsia="微软雅黑" w:hAnsi="Tahoma"/>
                 <w:kern w:val="0"/>
                 <w:sz w:val="22"/>
               </w:rPr>
@@ -34968,7 +34783,7 @@
               <w:spacing w:line="276" w:lineRule="auto"/>
               <w:jc w:val="left"/>
               <w:rPr>
-                <w:rFonts w:ascii="Tahoma" w:eastAsia="微软雅黑" w:hAnsi="Tahoma" w:hint="eastAsia"/>
+                <w:rFonts w:ascii="Tahoma" w:eastAsia="微软雅黑" w:hAnsi="Tahoma"/>
                 <w:kern w:val="0"/>
                 <w:sz w:val="22"/>
               </w:rPr>
@@ -35082,7 +34897,7 @@
               <w:spacing w:line="276" w:lineRule="auto"/>
               <w:jc w:val="left"/>
               <w:rPr>
-                <w:rFonts w:ascii="Tahoma" w:eastAsia="微软雅黑" w:hAnsi="Tahoma" w:hint="eastAsia"/>
+                <w:rFonts w:ascii="Tahoma" w:eastAsia="微软雅黑" w:hAnsi="Tahoma"/>
                 <w:kern w:val="0"/>
                 <w:sz w:val="22"/>
               </w:rPr>
@@ -35154,7 +34969,2518 @@
         <w:snapToGrid w:val="0"/>
         <w:spacing w:after="120"/>
         <w:rPr>
-          <w:rFonts w:ascii="Tahoma" w:eastAsia="微软雅黑" w:hAnsi="Tahoma" w:hint="eastAsia"/>
+          <w:rFonts w:ascii="Tahoma" w:eastAsia="微软雅黑" w:hAnsi="Tahoma"/>
+          <w:kern w:val="0"/>
+          <w:sz w:val="22"/>
+        </w:rPr>
+      </w:pPr>
+    </w:p>
+    <w:p>
+      <w:pPr>
+        <w:widowControl/>
+        <w:jc w:val="left"/>
+        <w:rPr>
+          <w:rFonts w:ascii="Tahoma" w:eastAsia="微软雅黑" w:hAnsi="Tahoma"/>
+          <w:kern w:val="0"/>
+          <w:sz w:val="22"/>
+        </w:rPr>
+      </w:pPr>
+      <w:r>
+        <w:rPr>
+          <w:rFonts w:ascii="Tahoma" w:eastAsia="微软雅黑" w:hAnsi="Tahoma"/>
+          <w:kern w:val="0"/>
+          <w:sz w:val="22"/>
+        </w:rPr>
+        <w:br w:type="page"/>
+      </w:r>
+    </w:p>
+    <w:p>
+      <w:pPr>
+        <w:pStyle w:val="3"/>
+        <w:rPr>
+          <w:rFonts w:hint="eastAsia"/>
+          <w:sz w:val="28"/>
+        </w:rPr>
+      </w:pPr>
+      <w:r>
+        <w:rPr>
+          <w:rFonts w:hint="eastAsia"/>
+          <w:sz w:val="28"/>
+        </w:rPr>
+        <w:lastRenderedPageBreak/>
+        <w:t>信息面板K中使用窗口字符，</w:t>
+      </w:r>
+      <w:r>
+        <w:rPr>
+          <w:rFonts w:hint="eastAsia"/>
+          <w:sz w:val="28"/>
+        </w:rPr>
+        <w:t>第一个选项</w:t>
+      </w:r>
+      <w:r>
+        <w:rPr>
+          <w:rFonts w:hint="eastAsia"/>
+          <w:sz w:val="28"/>
+        </w:rPr>
+        <w:t>错位</w:t>
+      </w:r>
+    </w:p>
+    <w:tbl>
+      <w:tblPr>
+        <w:tblStyle w:val="af"/>
+        <w:tblW w:w="8789" w:type="dxa"/>
+        <w:tblInd w:w="-176" w:type="dxa"/>
+        <w:tblBorders>
+          <w:top w:val="single" w:sz="4" w:space="0" w:color="D9D9D9" w:themeColor="background1" w:themeShade="D9"/>
+          <w:left w:val="none" w:sz="0" w:space="0" w:color="auto"/>
+          <w:bottom w:val="single" w:sz="4" w:space="0" w:color="D9D9D9" w:themeColor="background1" w:themeShade="D9"/>
+          <w:right w:val="none" w:sz="0" w:space="0" w:color="auto"/>
+          <w:insideH w:val="single" w:sz="4" w:space="0" w:color="D9D9D9" w:themeColor="background1" w:themeShade="D9"/>
+          <w:insideV w:val="none" w:sz="0" w:space="0" w:color="auto"/>
+        </w:tblBorders>
+        <w:tblLook w:val="04A0" w:firstRow="1" w:lastRow="0" w:firstColumn="1" w:lastColumn="0" w:noHBand="0" w:noVBand="1"/>
+      </w:tblPr>
+      <w:tblGrid>
+        <w:gridCol w:w="1418"/>
+        <w:gridCol w:w="7371"/>
+      </w:tblGrid>
+      <w:tr>
+        <w:tc>
+          <w:tcPr>
+            <w:tcW w:w="1418" w:type="dxa"/>
+          </w:tcPr>
+          <w:p>
+            <w:pPr>
+              <w:widowControl/>
+              <w:adjustRightInd w:val="0"/>
+              <w:snapToGrid w:val="0"/>
+              <w:spacing w:line="276" w:lineRule="auto"/>
+              <w:jc w:val="left"/>
+              <w:rPr>
+                <w:rFonts w:ascii="Tahoma" w:eastAsia="微软雅黑" w:hAnsi="Tahoma"/>
+                <w:kern w:val="0"/>
+                <w:sz w:val="22"/>
+              </w:rPr>
+            </w:pPr>
+            <w:r>
+              <w:rPr>
+                <w:rFonts w:ascii="Tahoma" w:eastAsia="微软雅黑" w:hAnsi="Tahoma" w:hint="eastAsia"/>
+                <w:b/>
+                <w:bCs/>
+                <w:kern w:val="0"/>
+                <w:sz w:val="22"/>
+              </w:rPr>
+              <w:t>问题名称</w:t>
+            </w:r>
+          </w:p>
+        </w:tc>
+        <w:tc>
+          <w:tcPr>
+            <w:tcW w:w="7371" w:type="dxa"/>
+          </w:tcPr>
+          <w:p>
+            <w:pPr>
+              <w:widowControl/>
+              <w:adjustRightInd w:val="0"/>
+              <w:snapToGrid w:val="0"/>
+              <w:spacing w:line="276" w:lineRule="auto"/>
+              <w:jc w:val="left"/>
+              <w:rPr>
+                <w:rFonts w:ascii="Tahoma" w:eastAsia="微软雅黑" w:hAnsi="Tahoma"/>
+                <w:kern w:val="0"/>
+                <w:sz w:val="22"/>
+              </w:rPr>
+            </w:pPr>
+            <w:r>
+              <w:rPr>
+                <w:rFonts w:ascii="Tahoma" w:eastAsia="微软雅黑" w:hAnsi="Tahoma" w:hint="eastAsia"/>
+                <w:kern w:val="0"/>
+                <w:sz w:val="22"/>
+              </w:rPr>
+              <w:t>信息面板</w:t>
+            </w:r>
+            <w:r>
+              <w:rPr>
+                <w:rFonts w:ascii="Tahoma" w:eastAsia="微软雅黑" w:hAnsi="Tahoma" w:hint="eastAsia"/>
+                <w:kern w:val="0"/>
+                <w:sz w:val="22"/>
+              </w:rPr>
+              <w:t>K</w:t>
+            </w:r>
+            <w:r>
+              <w:rPr>
+                <w:rFonts w:ascii="Tahoma" w:eastAsia="微软雅黑" w:hAnsi="Tahoma" w:hint="eastAsia"/>
+                <w:kern w:val="0"/>
+                <w:sz w:val="22"/>
+              </w:rPr>
+              <w:t>中使用窗口字符，第一</w:t>
+            </w:r>
+            <w:r>
+              <w:rPr>
+                <w:rFonts w:ascii="Tahoma" w:eastAsia="微软雅黑" w:hAnsi="Tahoma" w:hint="eastAsia"/>
+                <w:kern w:val="0"/>
+                <w:sz w:val="22"/>
+              </w:rPr>
+              <w:t>个</w:t>
+            </w:r>
+            <w:r>
+              <w:rPr>
+                <w:rFonts w:ascii="Tahoma" w:eastAsia="微软雅黑" w:hAnsi="Tahoma" w:hint="eastAsia"/>
+                <w:kern w:val="0"/>
+                <w:sz w:val="22"/>
+              </w:rPr>
+              <w:t>选项</w:t>
+            </w:r>
+            <w:r>
+              <w:rPr>
+                <w:rFonts w:ascii="Tahoma" w:eastAsia="微软雅黑" w:hAnsi="Tahoma" w:hint="eastAsia"/>
+                <w:kern w:val="0"/>
+                <w:sz w:val="22"/>
+              </w:rPr>
+              <w:t>错位</w:t>
+            </w:r>
+          </w:p>
+        </w:tc>
+      </w:tr>
+      <w:tr>
+        <w:tc>
+          <w:tcPr>
+            <w:tcW w:w="1418" w:type="dxa"/>
+          </w:tcPr>
+          <w:p>
+            <w:pPr>
+              <w:widowControl/>
+              <w:adjustRightInd w:val="0"/>
+              <w:snapToGrid w:val="0"/>
+              <w:spacing w:line="276" w:lineRule="auto"/>
+              <w:jc w:val="left"/>
+              <w:rPr>
+                <w:rFonts w:ascii="Tahoma" w:eastAsia="微软雅黑" w:hAnsi="Tahoma"/>
+                <w:b/>
+                <w:bCs/>
+                <w:kern w:val="0"/>
+                <w:sz w:val="22"/>
+              </w:rPr>
+            </w:pPr>
+            <w:r>
+              <w:rPr>
+                <w:rFonts w:ascii="Tahoma" w:eastAsia="微软雅黑" w:hAnsi="Tahoma" w:hint="eastAsia"/>
+                <w:b/>
+                <w:bCs/>
+                <w:kern w:val="0"/>
+                <w:sz w:val="22"/>
+              </w:rPr>
+              <w:t>问题图示</w:t>
+            </w:r>
+          </w:p>
+        </w:tc>
+        <w:tc>
+          <w:tcPr>
+            <w:tcW w:w="7371" w:type="dxa"/>
+          </w:tcPr>
+          <w:p>
+            <w:pPr>
+              <w:widowControl/>
+              <w:adjustRightInd w:val="0"/>
+              <w:snapToGrid w:val="0"/>
+              <w:jc w:val="left"/>
+              <w:rPr>
+                <w:rFonts w:ascii="宋体" w:hAnsi="宋体" w:cs="宋体" w:hint="eastAsia"/>
+                <w:kern w:val="0"/>
+                <w:szCs w:val="24"/>
+              </w:rPr>
+            </w:pPr>
+            <w:r>
+              <w:rPr>
+                <w:noProof/>
+              </w:rPr>
+              <w:drawing>
+                <wp:inline distT="0" distB="0" distL="0" distR="0" wp14:anchorId="61287738" wp14:editId="62E282B8">
+                  <wp:extent cx="4175760" cy="1181100"/>
+                  <wp:effectExtent l="0" t="0" r="0" b="0"/>
+                  <wp:docPr id="966803948" name="图片 79"/>
+                  <wp:cNvGraphicFramePr>
+                    <a:graphicFrameLocks xmlns:a="http://schemas.openxmlformats.org/drawingml/2006/main" noChangeAspect="1"/>
+                  </wp:cNvGraphicFramePr>
+                  <a:graphic xmlns:a="http://schemas.openxmlformats.org/drawingml/2006/main">
+                    <a:graphicData uri="http://schemas.openxmlformats.org/drawingml/2006/picture">
+                      <pic:pic xmlns:pic="http://schemas.openxmlformats.org/drawingml/2006/picture">
+                        <pic:nvPicPr>
+                          <pic:cNvPr id="0" name="Picture 163"/>
+                          <pic:cNvPicPr>
+                            <a:picLocks noChangeAspect="1" noChangeArrowheads="1"/>
+                          </pic:cNvPicPr>
+                        </pic:nvPicPr>
+                        <pic:blipFill>
+                          <a:blip r:embed="rId123">
+                            <a:extLst>
+                              <a:ext uri="{28A0092B-C50C-407E-A947-70E740481C1C}">
+                                <a14:useLocalDpi xmlns:a14="http://schemas.microsoft.com/office/drawing/2010/main" val="0"/>
+                              </a:ext>
+                            </a:extLst>
+                          </a:blip>
+                          <a:srcRect/>
+                          <a:stretch>
+                            <a:fillRect/>
+                          </a:stretch>
+                        </pic:blipFill>
+                        <pic:spPr bwMode="auto">
+                          <a:xfrm>
+                            <a:off x="0" y="0"/>
+                            <a:ext cx="4175760" cy="1181100"/>
+                          </a:xfrm>
+                          <a:prstGeom prst="rect">
+                            <a:avLst/>
+                          </a:prstGeom>
+                          <a:noFill/>
+                          <a:ln>
+                            <a:noFill/>
+                          </a:ln>
+                        </pic:spPr>
+                      </pic:pic>
+                    </a:graphicData>
+                  </a:graphic>
+                </wp:inline>
+              </w:drawing>
+            </w:r>
+          </w:p>
+          <w:p>
+            <w:pPr>
+              <w:widowControl/>
+              <w:adjustRightInd w:val="0"/>
+              <w:snapToGrid w:val="0"/>
+              <w:jc w:val="left"/>
+              <w:rPr>
+                <w:rFonts w:ascii="宋体" w:hAnsi="宋体" w:cs="宋体" w:hint="eastAsia"/>
+                <w:kern w:val="0"/>
+                <w:szCs w:val="24"/>
+              </w:rPr>
+            </w:pPr>
+            <w:r>
+              <w:rPr>
+                <w:noProof/>
+              </w:rPr>
+              <w:drawing>
+                <wp:inline distT="0" distB="0" distL="0" distR="0" wp14:anchorId="4A722BB8" wp14:editId="78035219">
+                  <wp:extent cx="4198620" cy="1447800"/>
+                  <wp:effectExtent l="0" t="0" r="0" b="0"/>
+                  <wp:docPr id="2006623762" name="图片 80"/>
+                  <wp:cNvGraphicFramePr>
+                    <a:graphicFrameLocks xmlns:a="http://schemas.openxmlformats.org/drawingml/2006/main" noChangeAspect="1"/>
+                  </wp:cNvGraphicFramePr>
+                  <a:graphic xmlns:a="http://schemas.openxmlformats.org/drawingml/2006/main">
+                    <a:graphicData uri="http://schemas.openxmlformats.org/drawingml/2006/picture">
+                      <pic:pic xmlns:pic="http://schemas.openxmlformats.org/drawingml/2006/picture">
+                        <pic:nvPicPr>
+                          <pic:cNvPr id="0" name="Picture 165"/>
+                          <pic:cNvPicPr>
+                            <a:picLocks noChangeAspect="1" noChangeArrowheads="1"/>
+                          </pic:cNvPicPr>
+                        </pic:nvPicPr>
+                        <pic:blipFill>
+                          <a:blip r:embed="rId124">
+                            <a:extLst>
+                              <a:ext uri="{28A0092B-C50C-407E-A947-70E740481C1C}">
+                                <a14:useLocalDpi xmlns:a14="http://schemas.microsoft.com/office/drawing/2010/main" val="0"/>
+                              </a:ext>
+                            </a:extLst>
+                          </a:blip>
+                          <a:srcRect/>
+                          <a:stretch>
+                            <a:fillRect/>
+                          </a:stretch>
+                        </pic:blipFill>
+                        <pic:spPr bwMode="auto">
+                          <a:xfrm>
+                            <a:off x="0" y="0"/>
+                            <a:ext cx="4198620" cy="1447800"/>
+                          </a:xfrm>
+                          <a:prstGeom prst="rect">
+                            <a:avLst/>
+                          </a:prstGeom>
+                          <a:noFill/>
+                          <a:ln>
+                            <a:noFill/>
+                          </a:ln>
+                        </pic:spPr>
+                      </pic:pic>
+                    </a:graphicData>
+                  </a:graphic>
+                </wp:inline>
+              </w:drawing>
+            </w:r>
+          </w:p>
+        </w:tc>
+      </w:tr>
+      <w:tr>
+        <w:tc>
+          <w:tcPr>
+            <w:tcW w:w="1418" w:type="dxa"/>
+          </w:tcPr>
+          <w:p>
+            <w:pPr>
+              <w:widowControl/>
+              <w:adjustRightInd w:val="0"/>
+              <w:snapToGrid w:val="0"/>
+              <w:spacing w:line="276" w:lineRule="auto"/>
+              <w:jc w:val="left"/>
+              <w:rPr>
+                <w:rFonts w:ascii="Tahoma" w:eastAsia="微软雅黑" w:hAnsi="Tahoma"/>
+                <w:b/>
+                <w:bCs/>
+                <w:kern w:val="0"/>
+                <w:sz w:val="22"/>
+              </w:rPr>
+            </w:pPr>
+            <w:r>
+              <w:rPr>
+                <w:rFonts w:ascii="Tahoma" w:eastAsia="微软雅黑" w:hAnsi="Tahoma" w:hint="eastAsia"/>
+                <w:b/>
+                <w:bCs/>
+                <w:kern w:val="0"/>
+                <w:sz w:val="22"/>
+              </w:rPr>
+              <w:t>问题描述</w:t>
+            </w:r>
+          </w:p>
+        </w:tc>
+        <w:tc>
+          <w:tcPr>
+            <w:tcW w:w="7371" w:type="dxa"/>
+          </w:tcPr>
+          <w:p>
+            <w:pPr>
+              <w:widowControl/>
+              <w:adjustRightInd w:val="0"/>
+              <w:snapToGrid w:val="0"/>
+              <w:spacing w:line="276" w:lineRule="auto"/>
+              <w:jc w:val="left"/>
+              <w:rPr>
+                <w:rFonts w:ascii="Tahoma" w:eastAsia="微软雅黑" w:hAnsi="Tahoma"/>
+                <w:kern w:val="0"/>
+                <w:sz w:val="22"/>
+              </w:rPr>
+            </w:pPr>
+            <w:r>
+              <w:rPr>
+                <w:rFonts w:ascii="Tahoma" w:eastAsia="微软雅黑" w:hAnsi="Tahoma" w:hint="eastAsia"/>
+                <w:kern w:val="0"/>
+                <w:sz w:val="22"/>
+              </w:rPr>
+              <w:t>信息面板</w:t>
+            </w:r>
+            <w:r>
+              <w:rPr>
+                <w:rFonts w:ascii="Tahoma" w:eastAsia="微软雅黑" w:hAnsi="Tahoma" w:hint="eastAsia"/>
+                <w:kern w:val="0"/>
+                <w:sz w:val="22"/>
+              </w:rPr>
+              <w:t>K</w:t>
+            </w:r>
+            <w:r>
+              <w:rPr>
+                <w:rFonts w:ascii="Tahoma" w:eastAsia="微软雅黑" w:hAnsi="Tahoma" w:hint="eastAsia"/>
+                <w:kern w:val="0"/>
+                <w:sz w:val="22"/>
+              </w:rPr>
+              <w:t>的自定义锦囊功能，能够通过窗口字符修改大图与描述。</w:t>
+            </w:r>
+          </w:p>
+          <w:p>
+            <w:pPr>
+              <w:widowControl/>
+              <w:adjustRightInd w:val="0"/>
+              <w:snapToGrid w:val="0"/>
+              <w:spacing w:line="276" w:lineRule="auto"/>
+              <w:jc w:val="left"/>
+              <w:rPr>
+                <w:rFonts w:ascii="Tahoma" w:eastAsia="微软雅黑" w:hAnsi="Tahoma"/>
+                <w:kern w:val="0"/>
+                <w:sz w:val="22"/>
+              </w:rPr>
+            </w:pPr>
+            <w:r>
+              <w:rPr>
+                <w:rFonts w:ascii="Tahoma" w:eastAsia="微软雅黑" w:hAnsi="Tahoma" w:hint="eastAsia"/>
+                <w:kern w:val="0"/>
+                <w:sz w:val="22"/>
+              </w:rPr>
+              <w:t>图中</w:t>
+            </w:r>
+            <w:r>
+              <w:rPr>
+                <w:rFonts w:ascii="Tahoma" w:eastAsia="微软雅黑" w:hAnsi="Tahoma" w:hint="eastAsia"/>
+                <w:kern w:val="0"/>
+                <w:sz w:val="22"/>
+              </w:rPr>
+              <w:t>的</w:t>
+            </w:r>
+            <w:r>
+              <w:rPr>
+                <w:rFonts w:ascii="Tahoma" w:eastAsia="微软雅黑" w:hAnsi="Tahoma" w:hint="eastAsia"/>
+                <w:kern w:val="0"/>
+                <w:sz w:val="22"/>
+              </w:rPr>
+              <w:t>locked</w:t>
+            </w:r>
+            <w:r>
+              <w:rPr>
+                <w:rFonts w:ascii="Tahoma" w:eastAsia="微软雅黑" w:hAnsi="Tahoma" w:hint="eastAsia"/>
+                <w:kern w:val="0"/>
+                <w:sz w:val="22"/>
+              </w:rPr>
+              <w:t>是使用</w:t>
+            </w:r>
+            <w:r>
+              <w:rPr>
+                <w:rFonts w:ascii="Tahoma" w:eastAsia="微软雅黑" w:hAnsi="Tahoma" w:hint="eastAsia"/>
+                <w:kern w:val="0"/>
+                <w:sz w:val="22"/>
+              </w:rPr>
+              <w:t xml:space="preserve"> </w:t>
+            </w:r>
+            <w:r>
+              <w:rPr>
+                <w:rFonts w:ascii="Tahoma" w:eastAsia="微软雅黑" w:hAnsi="Tahoma"/>
+                <w:kern w:val="0"/>
+                <w:sz w:val="22"/>
+              </w:rPr>
+              <w:t>\</w:t>
+            </w:r>
+            <w:r>
+              <w:rPr>
+                <w:rFonts w:ascii="Tahoma" w:eastAsia="微软雅黑" w:hAnsi="Tahoma" w:hint="eastAsia"/>
+                <w:kern w:val="0"/>
+                <w:sz w:val="22"/>
+              </w:rPr>
+              <w:t>py</w:t>
+            </w:r>
+            <w:r>
+              <w:rPr>
+                <w:rFonts w:ascii="Tahoma" w:eastAsia="微软雅黑" w:hAnsi="Tahoma"/>
+                <w:kern w:val="0"/>
+                <w:sz w:val="22"/>
+              </w:rPr>
+              <w:t>[5]</w:t>
+            </w:r>
+            <w:r>
+              <w:rPr>
+                <w:rFonts w:ascii="Tahoma" w:eastAsia="微软雅黑" w:hAnsi="Tahoma" w:hint="eastAsia"/>
+                <w:kern w:val="0"/>
+                <w:sz w:val="22"/>
+              </w:rPr>
+              <w:t>进行偏移的，整体窗口字符为：</w:t>
+            </w:r>
+          </w:p>
+          <w:p>
+            <w:pPr>
+              <w:widowControl/>
+              <w:adjustRightInd w:val="0"/>
+              <w:snapToGrid w:val="0"/>
+              <w:spacing w:line="276" w:lineRule="auto"/>
+              <w:ind w:firstLineChars="100" w:firstLine="220"/>
+              <w:jc w:val="left"/>
+              <w:rPr>
+                <w:rFonts w:ascii="Tahoma" w:eastAsia="微软雅黑" w:hAnsi="Tahoma"/>
+                <w:kern w:val="0"/>
+                <w:sz w:val="22"/>
+              </w:rPr>
+            </w:pPr>
+            <w:r>
+              <w:rPr>
+                <w:rFonts w:ascii="Tahoma" w:eastAsia="微软雅黑" w:hAnsi="Tahoma" w:hint="eastAsia"/>
+                <w:kern w:val="0"/>
+                <w:sz w:val="22"/>
+              </w:rPr>
+              <w:t>\</w:t>
+            </w:r>
+            <w:r>
+              <w:rPr>
+                <w:rFonts w:ascii="Tahoma" w:eastAsia="微软雅黑" w:hAnsi="Tahoma"/>
+                <w:kern w:val="0"/>
+                <w:sz w:val="22"/>
+              </w:rPr>
+              <w:t>py[</w:t>
+            </w:r>
+            <w:proofErr w:type="gramStart"/>
+            <w:r>
+              <w:rPr>
+                <w:rFonts w:ascii="Tahoma" w:eastAsia="微软雅黑" w:hAnsi="Tahoma"/>
+                <w:kern w:val="0"/>
+                <w:sz w:val="22"/>
+              </w:rPr>
+              <w:t>5]\</w:t>
+            </w:r>
+            <w:proofErr w:type="gramEnd"/>
+            <w:r>
+              <w:rPr>
+                <w:rFonts w:ascii="Tahoma" w:eastAsia="微软雅黑" w:hAnsi="Tahoma"/>
+                <w:kern w:val="0"/>
+                <w:sz w:val="22"/>
+              </w:rPr>
+              <w:t>fs[</w:t>
+            </w:r>
+            <w:proofErr w:type="gramStart"/>
+            <w:r>
+              <w:rPr>
+                <w:rFonts w:ascii="Tahoma" w:eastAsia="微软雅黑" w:hAnsi="Tahoma"/>
+                <w:kern w:val="0"/>
+                <w:sz w:val="22"/>
+              </w:rPr>
+              <w:t>16]\</w:t>
+            </w:r>
+            <w:proofErr w:type="gramEnd"/>
+            <w:r>
+              <w:rPr>
+                <w:rFonts w:ascii="Tahoma" w:eastAsia="微软雅黑" w:hAnsi="Tahoma"/>
+                <w:kern w:val="0"/>
+                <w:sz w:val="22"/>
+              </w:rPr>
+              <w:t>c[</w:t>
+            </w:r>
+            <w:proofErr w:type="gramStart"/>
+            <w:r>
+              <w:rPr>
+                <w:rFonts w:ascii="Tahoma" w:eastAsia="微软雅黑" w:hAnsi="Tahoma"/>
+                <w:kern w:val="0"/>
+                <w:sz w:val="22"/>
+              </w:rPr>
+              <w:t>8]locked</w:t>
+            </w:r>
+            <w:proofErr w:type="gramEnd"/>
+            <w:r>
+              <w:rPr>
+                <w:rFonts w:ascii="Tahoma" w:eastAsia="微软雅黑" w:hAnsi="Tahoma"/>
+                <w:kern w:val="0"/>
+                <w:sz w:val="22"/>
+              </w:rPr>
+              <w:t>\</w:t>
+            </w:r>
+            <w:proofErr w:type="gramStart"/>
+            <w:r>
+              <w:rPr>
+                <w:rFonts w:ascii="Tahoma" w:eastAsia="微软雅黑" w:hAnsi="Tahoma"/>
+                <w:kern w:val="0"/>
+                <w:sz w:val="22"/>
+              </w:rPr>
+              <w:t>c[</w:t>
+            </w:r>
+            <w:proofErr w:type="gramEnd"/>
+            <w:r>
+              <w:rPr>
+                <w:rFonts w:ascii="Tahoma" w:eastAsia="微软雅黑" w:hAnsi="Tahoma"/>
+                <w:kern w:val="0"/>
+                <w:sz w:val="22"/>
+              </w:rPr>
+              <w:t>0]</w:t>
+            </w:r>
+          </w:p>
+          <w:p>
+            <w:pPr>
+              <w:widowControl/>
+              <w:adjustRightInd w:val="0"/>
+              <w:snapToGrid w:val="0"/>
+              <w:spacing w:line="276" w:lineRule="auto"/>
+              <w:jc w:val="left"/>
+              <w:rPr>
+                <w:rFonts w:ascii="Tahoma" w:eastAsia="微软雅黑" w:hAnsi="Tahoma"/>
+                <w:kern w:val="0"/>
+                <w:sz w:val="22"/>
+              </w:rPr>
+            </w:pPr>
+            <w:r>
+              <w:rPr>
+                <w:rFonts w:ascii="Tahoma" w:eastAsia="微软雅黑" w:hAnsi="Tahoma" w:hint="eastAsia"/>
+                <w:kern w:val="0"/>
+                <w:sz w:val="22"/>
+              </w:rPr>
+              <w:t>后面所有选项都是一模一样的窗口字符，</w:t>
+            </w:r>
+          </w:p>
+          <w:p>
+            <w:pPr>
+              <w:widowControl/>
+              <w:adjustRightInd w:val="0"/>
+              <w:snapToGrid w:val="0"/>
+              <w:spacing w:line="276" w:lineRule="auto"/>
+              <w:jc w:val="left"/>
+              <w:rPr>
+                <w:rFonts w:ascii="Tahoma" w:eastAsia="微软雅黑" w:hAnsi="Tahoma"/>
+                <w:kern w:val="0"/>
+                <w:sz w:val="22"/>
+              </w:rPr>
+            </w:pPr>
+            <w:r>
+              <w:rPr>
+                <w:rFonts w:ascii="Tahoma" w:eastAsia="微软雅黑" w:hAnsi="Tahoma" w:hint="eastAsia"/>
+                <w:kern w:val="0"/>
+                <w:sz w:val="22"/>
+              </w:rPr>
+              <w:t>但只有第一个选项会出现多出向下偏移的</w:t>
+            </w:r>
+            <w:r>
+              <w:rPr>
+                <w:rFonts w:ascii="Tahoma" w:eastAsia="微软雅黑" w:hAnsi="Tahoma" w:hint="eastAsia"/>
+                <w:kern w:val="0"/>
+                <w:sz w:val="22"/>
+              </w:rPr>
+              <w:t>1</w:t>
+            </w:r>
+            <w:r>
+              <w:rPr>
+                <w:rFonts w:ascii="Tahoma" w:eastAsia="微软雅黑" w:hAnsi="Tahoma"/>
+                <w:kern w:val="0"/>
+                <w:sz w:val="22"/>
+              </w:rPr>
+              <w:t>0</w:t>
+            </w:r>
+            <w:r>
+              <w:rPr>
+                <w:rFonts w:ascii="Tahoma" w:eastAsia="微软雅黑" w:hAnsi="Tahoma" w:hint="eastAsia"/>
+                <w:kern w:val="0"/>
+                <w:sz w:val="22"/>
+              </w:rPr>
+              <w:t>像素。</w:t>
+            </w:r>
+          </w:p>
+        </w:tc>
+      </w:tr>
+      <w:tr>
+        <w:tc>
+          <w:tcPr>
+            <w:tcW w:w="1418" w:type="dxa"/>
+          </w:tcPr>
+          <w:p>
+            <w:pPr>
+              <w:widowControl/>
+              <w:adjustRightInd w:val="0"/>
+              <w:snapToGrid w:val="0"/>
+              <w:spacing w:line="276" w:lineRule="auto"/>
+              <w:jc w:val="left"/>
+              <w:rPr>
+                <w:rFonts w:ascii="Tahoma" w:eastAsia="微软雅黑" w:hAnsi="Tahoma"/>
+                <w:b/>
+                <w:bCs/>
+                <w:kern w:val="0"/>
+                <w:sz w:val="22"/>
+              </w:rPr>
+            </w:pPr>
+            <w:r>
+              <w:rPr>
+                <w:rFonts w:ascii="Tahoma" w:eastAsia="微软雅黑" w:hAnsi="Tahoma" w:hint="eastAsia"/>
+                <w:b/>
+                <w:bCs/>
+                <w:kern w:val="0"/>
+                <w:sz w:val="22"/>
+              </w:rPr>
+              <w:t>原理解析</w:t>
+            </w:r>
+          </w:p>
+        </w:tc>
+        <w:tc>
+          <w:tcPr>
+            <w:tcW w:w="7371" w:type="dxa"/>
+          </w:tcPr>
+          <w:p>
+            <w:pPr>
+              <w:widowControl/>
+              <w:adjustRightInd w:val="0"/>
+              <w:snapToGrid w:val="0"/>
+              <w:spacing w:line="276" w:lineRule="auto"/>
+              <w:jc w:val="left"/>
+              <w:rPr>
+                <w:rFonts w:ascii="Tahoma" w:eastAsia="微软雅黑" w:hAnsi="Tahoma"/>
+                <w:kern w:val="0"/>
+                <w:sz w:val="22"/>
+              </w:rPr>
+            </w:pPr>
+            <w:r>
+              <w:rPr>
+                <w:rFonts w:ascii="Tahoma" w:eastAsia="微软雅黑" w:hAnsi="Tahoma" w:hint="eastAsia"/>
+                <w:kern w:val="0"/>
+                <w:sz w:val="22"/>
+              </w:rPr>
+              <w:t>此问题</w:t>
+            </w:r>
+            <w:r>
+              <w:rPr>
+                <w:rFonts w:ascii="Tahoma" w:eastAsia="微软雅黑" w:hAnsi="Tahoma" w:hint="eastAsia"/>
+                <w:kern w:val="0"/>
+                <w:sz w:val="22"/>
+              </w:rPr>
+              <w:t>为群友发现，比较罕见</w:t>
+            </w:r>
+            <w:r>
+              <w:rPr>
+                <w:rFonts w:ascii="Tahoma" w:eastAsia="微软雅黑" w:hAnsi="Tahoma" w:hint="eastAsia"/>
+                <w:kern w:val="0"/>
+                <w:sz w:val="22"/>
+              </w:rPr>
+              <w:t>。</w:t>
+            </w:r>
+          </w:p>
+          <w:p>
+            <w:pPr>
+              <w:widowControl/>
+              <w:adjustRightInd w:val="0"/>
+              <w:snapToGrid w:val="0"/>
+              <w:spacing w:line="276" w:lineRule="auto"/>
+              <w:jc w:val="left"/>
+              <w:rPr>
+                <w:rFonts w:ascii="Tahoma" w:eastAsia="微软雅黑" w:hAnsi="Tahoma"/>
+                <w:kern w:val="0"/>
+                <w:sz w:val="22"/>
+              </w:rPr>
+            </w:pPr>
+            <w:r>
+              <w:rPr>
+                <w:rFonts w:ascii="Tahoma" w:eastAsia="微软雅黑" w:hAnsi="Tahoma" w:hint="eastAsia"/>
+                <w:kern w:val="0"/>
+                <w:sz w:val="22"/>
+              </w:rPr>
+              <w:t>作者我排查了很久，可以确定是</w:t>
+            </w:r>
+            <w:r>
+              <w:rPr>
+                <w:rFonts w:ascii="Tahoma" w:eastAsia="微软雅黑" w:hAnsi="Tahoma" w:hint="eastAsia"/>
+                <w:kern w:val="0"/>
+                <w:sz w:val="22"/>
+              </w:rPr>
+              <w:t>\fs</w:t>
+            </w:r>
+            <w:r>
+              <w:rPr>
+                <w:rFonts w:ascii="Tahoma" w:eastAsia="微软雅黑" w:hAnsi="Tahoma"/>
+                <w:kern w:val="0"/>
+                <w:sz w:val="22"/>
+              </w:rPr>
+              <w:t xml:space="preserve"> </w:t>
+            </w:r>
+            <w:r>
+              <w:rPr>
+                <w:rFonts w:ascii="Tahoma" w:eastAsia="微软雅黑" w:hAnsi="Tahoma" w:hint="eastAsia"/>
+                <w:kern w:val="0"/>
+                <w:sz w:val="22"/>
+              </w:rPr>
+              <w:t>字符修改字体大小时，会对纵向的偏移顺序造成影响。</w:t>
+            </w:r>
+          </w:p>
+        </w:tc>
+      </w:tr>
+      <w:tr>
+        <w:tc>
+          <w:tcPr>
+            <w:tcW w:w="1418" w:type="dxa"/>
+          </w:tcPr>
+          <w:p>
+            <w:pPr>
+              <w:widowControl/>
+              <w:adjustRightInd w:val="0"/>
+              <w:snapToGrid w:val="0"/>
+              <w:spacing w:line="276" w:lineRule="auto"/>
+              <w:jc w:val="left"/>
+              <w:rPr>
+                <w:rFonts w:ascii="Tahoma" w:eastAsia="微软雅黑" w:hAnsi="Tahoma"/>
+                <w:b/>
+                <w:bCs/>
+                <w:kern w:val="0"/>
+                <w:sz w:val="22"/>
+              </w:rPr>
+            </w:pPr>
+            <w:r>
+              <w:rPr>
+                <w:rFonts w:ascii="Tahoma" w:eastAsia="微软雅黑" w:hAnsi="Tahoma" w:hint="eastAsia"/>
+                <w:b/>
+                <w:bCs/>
+                <w:kern w:val="0"/>
+                <w:sz w:val="22"/>
+              </w:rPr>
+              <w:t>解决方案</w:t>
+            </w:r>
+          </w:p>
+        </w:tc>
+        <w:tc>
+          <w:tcPr>
+            <w:tcW w:w="7371" w:type="dxa"/>
+          </w:tcPr>
+          <w:p>
+            <w:pPr>
+              <w:widowControl/>
+              <w:adjustRightInd w:val="0"/>
+              <w:snapToGrid w:val="0"/>
+              <w:spacing w:line="276" w:lineRule="auto"/>
+              <w:jc w:val="left"/>
+              <w:rPr>
+                <w:rFonts w:ascii="Tahoma" w:eastAsia="微软雅黑" w:hAnsi="Tahoma"/>
+                <w:kern w:val="0"/>
+                <w:sz w:val="22"/>
+              </w:rPr>
+            </w:pPr>
+            <w:r>
+              <w:rPr>
+                <w:rFonts w:ascii="Tahoma" w:eastAsia="微软雅黑" w:hAnsi="Tahoma" w:hint="eastAsia"/>
+                <w:kern w:val="0"/>
+                <w:sz w:val="22"/>
+              </w:rPr>
+              <w:t>修改信息面板</w:t>
+            </w:r>
+            <w:r>
+              <w:rPr>
+                <w:rFonts w:ascii="Tahoma" w:eastAsia="微软雅黑" w:hAnsi="Tahoma" w:hint="eastAsia"/>
+                <w:kern w:val="0"/>
+                <w:sz w:val="22"/>
+              </w:rPr>
+              <w:t>K</w:t>
+            </w:r>
+            <w:r>
+              <w:rPr>
+                <w:rFonts w:ascii="Tahoma" w:eastAsia="微软雅黑" w:hAnsi="Tahoma" w:hint="eastAsia"/>
+                <w:kern w:val="0"/>
+                <w:sz w:val="22"/>
+              </w:rPr>
+              <w:t>窗口</w:t>
+            </w:r>
+            <w:r>
+              <w:rPr>
+                <w:rFonts w:ascii="Tahoma" w:eastAsia="微软雅黑" w:hAnsi="Tahoma" w:hint="eastAsia"/>
+                <w:kern w:val="0"/>
+                <w:sz w:val="22"/>
+              </w:rPr>
+              <w:t>的</w:t>
+            </w:r>
+            <w:r>
+              <w:rPr>
+                <w:rFonts w:ascii="Tahoma" w:eastAsia="微软雅黑" w:hAnsi="Tahoma" w:hint="eastAsia"/>
+                <w:kern w:val="0"/>
+                <w:sz w:val="22"/>
+              </w:rPr>
+              <w:t>初始</w:t>
+            </w:r>
+            <w:r>
+              <w:rPr>
+                <w:rFonts w:ascii="Tahoma" w:eastAsia="微软雅黑" w:hAnsi="Tahoma" w:hint="eastAsia"/>
+                <w:kern w:val="0"/>
+                <w:sz w:val="22"/>
+              </w:rPr>
+              <w:t>字体大小，能够有效缓解此多出的像素问题</w:t>
+            </w:r>
+            <w:r>
+              <w:rPr>
+                <w:rFonts w:ascii="Tahoma" w:eastAsia="微软雅黑" w:hAnsi="Tahoma" w:hint="eastAsia"/>
+                <w:kern w:val="0"/>
+                <w:sz w:val="22"/>
+              </w:rPr>
+              <w:t>。</w:t>
+            </w:r>
+          </w:p>
+          <w:p>
+            <w:pPr>
+              <w:widowControl/>
+              <w:adjustRightInd w:val="0"/>
+              <w:snapToGrid w:val="0"/>
+              <w:spacing w:line="276" w:lineRule="auto"/>
+              <w:jc w:val="left"/>
+              <w:rPr>
+                <w:rFonts w:ascii="Tahoma" w:eastAsia="微软雅黑" w:hAnsi="Tahoma"/>
+                <w:kern w:val="0"/>
+                <w:sz w:val="22"/>
+              </w:rPr>
+            </w:pPr>
+            <w:r>
+              <w:rPr>
+                <w:rFonts w:ascii="Tahoma" w:eastAsia="微软雅黑" w:hAnsi="Tahoma" w:hint="eastAsia"/>
+                <w:kern w:val="0"/>
+                <w:sz w:val="22"/>
+              </w:rPr>
+              <w:t>（</w:t>
+            </w:r>
+            <w:r>
+              <w:rPr>
+                <w:rFonts w:ascii="Tahoma" w:eastAsia="微软雅黑" w:hAnsi="Tahoma" w:hint="eastAsia"/>
+                <w:kern w:val="0"/>
+                <w:sz w:val="22"/>
+              </w:rPr>
+              <w:t>除此之外暂时</w:t>
+            </w:r>
+            <w:r>
+              <w:rPr>
+                <w:rFonts w:ascii="Tahoma" w:eastAsia="微软雅黑" w:hAnsi="Tahoma" w:hint="eastAsia"/>
+                <w:kern w:val="0"/>
+                <w:sz w:val="22"/>
+              </w:rPr>
+              <w:t>没有其他更好的解决方案了）</w:t>
+            </w:r>
+          </w:p>
+          <w:p>
+            <w:pPr>
+              <w:widowControl/>
+              <w:adjustRightInd w:val="0"/>
+              <w:snapToGrid w:val="0"/>
+              <w:spacing w:line="276" w:lineRule="auto"/>
+              <w:jc w:val="left"/>
+              <w:rPr>
+                <w:rFonts w:ascii="Tahoma" w:eastAsia="微软雅黑" w:hAnsi="Tahoma"/>
+                <w:kern w:val="0"/>
+                <w:sz w:val="22"/>
+              </w:rPr>
+            </w:pPr>
+            <w:r>
+              <w:rPr>
+                <w:noProof/>
+              </w:rPr>
+              <w:drawing>
+                <wp:inline distT="0" distB="0" distL="0" distR="0" wp14:anchorId="2C8F6FA3" wp14:editId="7CD53ED6">
+                  <wp:extent cx="3817620" cy="1402080"/>
+                  <wp:effectExtent l="0" t="0" r="0" b="7620"/>
+                  <wp:docPr id="1734205585" name="图片 81"/>
+                  <wp:cNvGraphicFramePr>
+                    <a:graphicFrameLocks xmlns:a="http://schemas.openxmlformats.org/drawingml/2006/main" noChangeAspect="1"/>
+                  </wp:cNvGraphicFramePr>
+                  <a:graphic xmlns:a="http://schemas.openxmlformats.org/drawingml/2006/main">
+                    <a:graphicData uri="http://schemas.openxmlformats.org/drawingml/2006/picture">
+                      <pic:pic xmlns:pic="http://schemas.openxmlformats.org/drawingml/2006/picture">
+                        <pic:nvPicPr>
+                          <pic:cNvPr id="0" name="Picture 167"/>
+                          <pic:cNvPicPr>
+                            <a:picLocks noChangeAspect="1" noChangeArrowheads="1"/>
+                          </pic:cNvPicPr>
+                        </pic:nvPicPr>
+                        <pic:blipFill>
+                          <a:blip r:embed="rId125">
+                            <a:extLst>
+                              <a:ext uri="{28A0092B-C50C-407E-A947-70E740481C1C}">
+                                <a14:useLocalDpi xmlns:a14="http://schemas.microsoft.com/office/drawing/2010/main" val="0"/>
+                              </a:ext>
+                            </a:extLst>
+                          </a:blip>
+                          <a:srcRect/>
+                          <a:stretch>
+                            <a:fillRect/>
+                          </a:stretch>
+                        </pic:blipFill>
+                        <pic:spPr bwMode="auto">
+                          <a:xfrm>
+                            <a:off x="0" y="0"/>
+                            <a:ext cx="3817620" cy="1402080"/>
+                          </a:xfrm>
+                          <a:prstGeom prst="rect">
+                            <a:avLst/>
+                          </a:prstGeom>
+                          <a:noFill/>
+                          <a:ln>
+                            <a:noFill/>
+                          </a:ln>
+                        </pic:spPr>
+                      </pic:pic>
+                    </a:graphicData>
+                  </a:graphic>
+                </wp:inline>
+              </w:drawing>
+            </w:r>
+          </w:p>
+        </w:tc>
+      </w:tr>
+    </w:tbl>
+    <w:p>
+      <w:pPr>
+        <w:widowControl/>
+        <w:adjustRightInd w:val="0"/>
+        <w:snapToGrid w:val="0"/>
+        <w:spacing w:after="120"/>
+        <w:rPr>
+          <w:rFonts w:ascii="Tahoma" w:eastAsia="微软雅黑" w:hAnsi="Tahoma"/>
+          <w:kern w:val="0"/>
+          <w:sz w:val="22"/>
+        </w:rPr>
+      </w:pPr>
+    </w:p>
+    <w:p>
+      <w:pPr>
+        <w:widowControl/>
+        <w:jc w:val="left"/>
+        <w:rPr>
+          <w:rFonts w:ascii="Tahoma" w:eastAsia="微软雅黑" w:hAnsi="Tahoma"/>
+          <w:kern w:val="0"/>
+          <w:sz w:val="22"/>
+        </w:rPr>
+      </w:pPr>
+      <w:r>
+        <w:rPr>
+          <w:rFonts w:ascii="Tahoma" w:eastAsia="微软雅黑" w:hAnsi="Tahoma"/>
+          <w:kern w:val="0"/>
+          <w:sz w:val="22"/>
+        </w:rPr>
+        <w:br w:type="page"/>
+      </w:r>
+    </w:p>
+    <w:p>
+      <w:pPr>
+        <w:pStyle w:val="3"/>
+        <w:rPr>
+          <w:rFonts w:hint="eastAsia"/>
+          <w:sz w:val="28"/>
+        </w:rPr>
+      </w:pPr>
+      <w:bookmarkStart w:id="6" w:name="_信息面板K在示例中设置右对齐，显示错位"/>
+      <w:bookmarkEnd w:id="6"/>
+      <w:r>
+        <w:rPr>
+          <w:rFonts w:hint="eastAsia"/>
+          <w:sz w:val="28"/>
+        </w:rPr>
+        <w:lastRenderedPageBreak/>
+        <w:t>信息面板K在示例中设置右对齐，</w:t>
+      </w:r>
+      <w:r>
+        <w:rPr>
+          <w:rFonts w:hint="eastAsia"/>
+          <w:sz w:val="28"/>
+        </w:rPr>
+        <w:t>显示</w:t>
+      </w:r>
+      <w:r>
+        <w:rPr>
+          <w:rFonts w:hint="eastAsia"/>
+          <w:sz w:val="28"/>
+        </w:rPr>
+        <w:t>错位</w:t>
+      </w:r>
+    </w:p>
+    <w:tbl>
+      <w:tblPr>
+        <w:tblStyle w:val="af"/>
+        <w:tblW w:w="8789" w:type="dxa"/>
+        <w:tblInd w:w="-176" w:type="dxa"/>
+        <w:tblBorders>
+          <w:top w:val="single" w:sz="4" w:space="0" w:color="D9D9D9" w:themeColor="background1" w:themeShade="D9"/>
+          <w:left w:val="none" w:sz="0" w:space="0" w:color="auto"/>
+          <w:bottom w:val="single" w:sz="4" w:space="0" w:color="D9D9D9" w:themeColor="background1" w:themeShade="D9"/>
+          <w:right w:val="none" w:sz="0" w:space="0" w:color="auto"/>
+          <w:insideH w:val="single" w:sz="4" w:space="0" w:color="D9D9D9" w:themeColor="background1" w:themeShade="D9"/>
+          <w:insideV w:val="none" w:sz="0" w:space="0" w:color="auto"/>
+        </w:tblBorders>
+        <w:tblLook w:val="04A0" w:firstRow="1" w:lastRow="0" w:firstColumn="1" w:lastColumn="0" w:noHBand="0" w:noVBand="1"/>
+      </w:tblPr>
+      <w:tblGrid>
+        <w:gridCol w:w="1418"/>
+        <w:gridCol w:w="7371"/>
+      </w:tblGrid>
+      <w:tr>
+        <w:tc>
+          <w:tcPr>
+            <w:tcW w:w="1418" w:type="dxa"/>
+          </w:tcPr>
+          <w:p>
+            <w:pPr>
+              <w:widowControl/>
+              <w:adjustRightInd w:val="0"/>
+              <w:snapToGrid w:val="0"/>
+              <w:spacing w:line="276" w:lineRule="auto"/>
+              <w:jc w:val="left"/>
+              <w:rPr>
+                <w:rFonts w:ascii="Tahoma" w:eastAsia="微软雅黑" w:hAnsi="Tahoma"/>
+                <w:kern w:val="0"/>
+                <w:sz w:val="22"/>
+              </w:rPr>
+            </w:pPr>
+            <w:r>
+              <w:rPr>
+                <w:rFonts w:ascii="Tahoma" w:eastAsia="微软雅黑" w:hAnsi="Tahoma" w:hint="eastAsia"/>
+                <w:b/>
+                <w:bCs/>
+                <w:kern w:val="0"/>
+                <w:sz w:val="22"/>
+              </w:rPr>
+              <w:t>问题名称</w:t>
+            </w:r>
+          </w:p>
+        </w:tc>
+        <w:tc>
+          <w:tcPr>
+            <w:tcW w:w="7371" w:type="dxa"/>
+          </w:tcPr>
+          <w:p>
+            <w:pPr>
+              <w:widowControl/>
+              <w:adjustRightInd w:val="0"/>
+              <w:snapToGrid w:val="0"/>
+              <w:spacing w:line="276" w:lineRule="auto"/>
+              <w:jc w:val="left"/>
+              <w:rPr>
+                <w:rFonts w:ascii="Tahoma" w:eastAsia="微软雅黑" w:hAnsi="Tahoma"/>
+                <w:kern w:val="0"/>
+                <w:sz w:val="22"/>
+              </w:rPr>
+            </w:pPr>
+            <w:r>
+              <w:rPr>
+                <w:rFonts w:ascii="Tahoma" w:eastAsia="微软雅黑" w:hAnsi="Tahoma" w:hint="eastAsia"/>
+                <w:kern w:val="0"/>
+                <w:sz w:val="22"/>
+              </w:rPr>
+              <w:t>信息面板</w:t>
+            </w:r>
+            <w:r>
+              <w:rPr>
+                <w:rFonts w:ascii="Tahoma" w:eastAsia="微软雅黑" w:hAnsi="Tahoma" w:hint="eastAsia"/>
+                <w:kern w:val="0"/>
+                <w:sz w:val="22"/>
+              </w:rPr>
+              <w:t>K</w:t>
+            </w:r>
+            <w:r>
+              <w:rPr>
+                <w:rFonts w:ascii="Tahoma" w:eastAsia="微软雅黑" w:hAnsi="Tahoma" w:hint="eastAsia"/>
+                <w:kern w:val="0"/>
+                <w:sz w:val="22"/>
+              </w:rPr>
+              <w:t>在示例中设置右对齐，绘制会错位</w:t>
+            </w:r>
+          </w:p>
+        </w:tc>
+      </w:tr>
+      <w:tr>
+        <w:tc>
+          <w:tcPr>
+            <w:tcW w:w="1418" w:type="dxa"/>
+          </w:tcPr>
+          <w:p>
+            <w:pPr>
+              <w:widowControl/>
+              <w:adjustRightInd w:val="0"/>
+              <w:snapToGrid w:val="0"/>
+              <w:spacing w:line="276" w:lineRule="auto"/>
+              <w:jc w:val="left"/>
+              <w:rPr>
+                <w:rFonts w:ascii="Tahoma" w:eastAsia="微软雅黑" w:hAnsi="Tahoma"/>
+                <w:b/>
+                <w:bCs/>
+                <w:kern w:val="0"/>
+                <w:sz w:val="22"/>
+              </w:rPr>
+            </w:pPr>
+            <w:r>
+              <w:rPr>
+                <w:rFonts w:ascii="Tahoma" w:eastAsia="微软雅黑" w:hAnsi="Tahoma" w:hint="eastAsia"/>
+                <w:b/>
+                <w:bCs/>
+                <w:kern w:val="0"/>
+                <w:sz w:val="22"/>
+              </w:rPr>
+              <w:t>问题图示</w:t>
+            </w:r>
+          </w:p>
+        </w:tc>
+        <w:tc>
+          <w:tcPr>
+            <w:tcW w:w="7371" w:type="dxa"/>
+          </w:tcPr>
+          <w:p>
+            <w:pPr>
+              <w:widowControl/>
+              <w:adjustRightInd w:val="0"/>
+              <w:snapToGrid w:val="0"/>
+              <w:jc w:val="left"/>
+              <w:rPr>
+                <w:rFonts w:ascii="宋体" w:hAnsi="宋体" w:cs="宋体" w:hint="eastAsia"/>
+                <w:kern w:val="0"/>
+                <w:szCs w:val="24"/>
+              </w:rPr>
+            </w:pPr>
+            <w:r>
+              <w:rPr>
+                <w:noProof/>
+              </w:rPr>
+              <w:drawing>
+                <wp:inline distT="0" distB="0" distL="0" distR="0" wp14:anchorId="1B2C631C" wp14:editId="34AE1B3D">
+                  <wp:extent cx="4512310" cy="1240261"/>
+                  <wp:effectExtent l="0" t="0" r="2540" b="0"/>
+                  <wp:docPr id="44977463" name="图片 1"/>
+                  <wp:cNvGraphicFramePr>
+                    <a:graphicFrameLocks xmlns:a="http://schemas.openxmlformats.org/drawingml/2006/main" noChangeAspect="1"/>
+                  </wp:cNvGraphicFramePr>
+                  <a:graphic xmlns:a="http://schemas.openxmlformats.org/drawingml/2006/main">
+                    <a:graphicData uri="http://schemas.openxmlformats.org/drawingml/2006/picture">
+                      <pic:pic xmlns:pic="http://schemas.openxmlformats.org/drawingml/2006/picture">
+                        <pic:nvPicPr>
+                          <pic:cNvPr id="0" name="Picture 7"/>
+                          <pic:cNvPicPr>
+                            <a:picLocks noChangeAspect="1" noChangeArrowheads="1"/>
+                          </pic:cNvPicPr>
+                        </pic:nvPicPr>
+                        <pic:blipFill>
+                          <a:blip r:embed="rId126" cstate="print">
+                            <a:extLst>
+                              <a:ext uri="{28A0092B-C50C-407E-A947-70E740481C1C}">
+                                <a14:useLocalDpi xmlns:a14="http://schemas.microsoft.com/office/drawing/2010/main" val="0"/>
+                              </a:ext>
+                            </a:extLst>
+                          </a:blip>
+                          <a:srcRect/>
+                          <a:stretch>
+                            <a:fillRect/>
+                          </a:stretch>
+                        </pic:blipFill>
+                        <pic:spPr bwMode="auto">
+                          <a:xfrm>
+                            <a:off x="0" y="0"/>
+                            <a:ext cx="4538533" cy="1247469"/>
+                          </a:xfrm>
+                          <a:prstGeom prst="rect">
+                            <a:avLst/>
+                          </a:prstGeom>
+                          <a:noFill/>
+                          <a:ln>
+                            <a:noFill/>
+                          </a:ln>
+                        </pic:spPr>
+                      </pic:pic>
+                    </a:graphicData>
+                  </a:graphic>
+                </wp:inline>
+              </w:drawing>
+            </w:r>
+          </w:p>
+          <w:p>
+            <w:pPr>
+              <w:widowControl/>
+              <w:adjustRightInd w:val="0"/>
+              <w:snapToGrid w:val="0"/>
+              <w:jc w:val="left"/>
+              <w:rPr>
+                <w:rFonts w:ascii="宋体" w:hAnsi="宋体" w:cs="宋体" w:hint="eastAsia"/>
+                <w:kern w:val="0"/>
+                <w:szCs w:val="24"/>
+              </w:rPr>
+            </w:pPr>
+            <w:r>
+              <w:rPr>
+                <w:noProof/>
+              </w:rPr>
+              <w:drawing>
+                <wp:inline distT="0" distB="0" distL="0" distR="0" wp14:anchorId="60D1D4EE" wp14:editId="536D9678">
+                  <wp:extent cx="3422650" cy="1804865"/>
+                  <wp:effectExtent l="0" t="0" r="6350" b="5080"/>
+                  <wp:docPr id="1802355734" name="图片 2"/>
+                  <wp:cNvGraphicFramePr>
+                    <a:graphicFrameLocks xmlns:a="http://schemas.openxmlformats.org/drawingml/2006/main" noChangeAspect="1"/>
+                  </wp:cNvGraphicFramePr>
+                  <a:graphic xmlns:a="http://schemas.openxmlformats.org/drawingml/2006/main">
+                    <a:graphicData uri="http://schemas.openxmlformats.org/drawingml/2006/picture">
+                      <pic:pic xmlns:pic="http://schemas.openxmlformats.org/drawingml/2006/picture">
+                        <pic:nvPicPr>
+                          <pic:cNvPr id="0" name="Picture 9"/>
+                          <pic:cNvPicPr>
+                            <a:picLocks noChangeAspect="1" noChangeArrowheads="1"/>
+                          </pic:cNvPicPr>
+                        </pic:nvPicPr>
+                        <pic:blipFill>
+                          <a:blip r:embed="rId127" cstate="print">
+                            <a:extLst>
+                              <a:ext uri="{28A0092B-C50C-407E-A947-70E740481C1C}">
+                                <a14:useLocalDpi xmlns:a14="http://schemas.microsoft.com/office/drawing/2010/main" val="0"/>
+                              </a:ext>
+                            </a:extLst>
+                          </a:blip>
+                          <a:srcRect/>
+                          <a:stretch>
+                            <a:fillRect/>
+                          </a:stretch>
+                        </pic:blipFill>
+                        <pic:spPr bwMode="auto">
+                          <a:xfrm>
+                            <a:off x="0" y="0"/>
+                            <a:ext cx="3437557" cy="1812726"/>
+                          </a:xfrm>
+                          <a:prstGeom prst="rect">
+                            <a:avLst/>
+                          </a:prstGeom>
+                          <a:noFill/>
+                          <a:ln>
+                            <a:noFill/>
+                          </a:ln>
+                        </pic:spPr>
+                      </pic:pic>
+                    </a:graphicData>
+                  </a:graphic>
+                </wp:inline>
+              </w:drawing>
+            </w:r>
+          </w:p>
+        </w:tc>
+      </w:tr>
+      <w:tr>
+        <w:tc>
+          <w:tcPr>
+            <w:tcW w:w="1418" w:type="dxa"/>
+          </w:tcPr>
+          <w:p>
+            <w:pPr>
+              <w:widowControl/>
+              <w:adjustRightInd w:val="0"/>
+              <w:snapToGrid w:val="0"/>
+              <w:spacing w:line="276" w:lineRule="auto"/>
+              <w:jc w:val="left"/>
+              <w:rPr>
+                <w:rFonts w:ascii="Tahoma" w:eastAsia="微软雅黑" w:hAnsi="Tahoma"/>
+                <w:b/>
+                <w:bCs/>
+                <w:kern w:val="0"/>
+                <w:sz w:val="22"/>
+              </w:rPr>
+            </w:pPr>
+            <w:r>
+              <w:rPr>
+                <w:rFonts w:ascii="Tahoma" w:eastAsia="微软雅黑" w:hAnsi="Tahoma" w:hint="eastAsia"/>
+                <w:b/>
+                <w:bCs/>
+                <w:kern w:val="0"/>
+                <w:sz w:val="22"/>
+              </w:rPr>
+              <w:t>问题描述</w:t>
+            </w:r>
+          </w:p>
+        </w:tc>
+        <w:tc>
+          <w:tcPr>
+            <w:tcW w:w="7371" w:type="dxa"/>
+          </w:tcPr>
+          <w:p>
+            <w:pPr>
+              <w:widowControl/>
+              <w:adjustRightInd w:val="0"/>
+              <w:snapToGrid w:val="0"/>
+              <w:spacing w:line="276" w:lineRule="auto"/>
+              <w:jc w:val="left"/>
+              <w:rPr>
+                <w:rFonts w:ascii="Tahoma" w:eastAsia="微软雅黑" w:hAnsi="Tahoma"/>
+                <w:kern w:val="0"/>
+                <w:sz w:val="22"/>
+              </w:rPr>
+            </w:pPr>
+            <w:r>
+              <w:rPr>
+                <w:rFonts w:ascii="Tahoma" w:eastAsia="微软雅黑" w:hAnsi="Tahoma" w:hint="eastAsia"/>
+                <w:kern w:val="0"/>
+                <w:sz w:val="22"/>
+              </w:rPr>
+              <w:t>如上图所示，文本被移出去了。</w:t>
+            </w:r>
+          </w:p>
+          <w:p>
+            <w:pPr>
+              <w:widowControl/>
+              <w:adjustRightInd w:val="0"/>
+              <w:snapToGrid w:val="0"/>
+              <w:spacing w:line="276" w:lineRule="auto"/>
+              <w:jc w:val="left"/>
+              <w:rPr>
+                <w:rFonts w:ascii="Tahoma" w:eastAsia="微软雅黑" w:hAnsi="Tahoma"/>
+                <w:kern w:val="0"/>
+                <w:sz w:val="22"/>
+              </w:rPr>
+            </w:pPr>
+            <w:r>
+              <w:rPr>
+                <w:rFonts w:ascii="Tahoma" w:eastAsia="微软雅黑" w:hAnsi="Tahoma" w:hint="eastAsia"/>
+                <w:kern w:val="0"/>
+                <w:sz w:val="22"/>
+              </w:rPr>
+              <w:t>（图中的</w:t>
+            </w:r>
+            <w:r>
+              <w:rPr>
+                <w:rFonts w:ascii="Tahoma" w:eastAsia="微软雅黑" w:hAnsi="Tahoma" w:hint="eastAsia"/>
+                <w:kern w:val="0"/>
+                <w:sz w:val="22"/>
+              </w:rPr>
+              <w:t xml:space="preserve"> </w:t>
+            </w:r>
+            <w:proofErr w:type="gramStart"/>
+            <w:r>
+              <w:rPr>
+                <w:rFonts w:ascii="Tahoma" w:eastAsia="微软雅黑" w:hAnsi="Tahoma"/>
+                <w:kern w:val="0"/>
+                <w:sz w:val="22"/>
+              </w:rPr>
+              <w:t>”</w:t>
+            </w:r>
+            <w:proofErr w:type="gramEnd"/>
+            <w:r>
+              <w:rPr>
+                <w:rFonts w:ascii="Tahoma" w:eastAsia="微软雅黑" w:hAnsi="Tahoma" w:hint="eastAsia"/>
+                <w:kern w:val="0"/>
+                <w:sz w:val="22"/>
+              </w:rPr>
+              <w:t>新</w:t>
+            </w:r>
+            <w:proofErr w:type="gramStart"/>
+            <w:r>
+              <w:rPr>
+                <w:rFonts w:ascii="Tahoma" w:eastAsia="微软雅黑" w:hAnsi="Tahoma"/>
+                <w:kern w:val="0"/>
+                <w:sz w:val="22"/>
+              </w:rPr>
+              <w:t>”</w:t>
+            </w:r>
+            <w:proofErr w:type="gramEnd"/>
+            <w:r>
+              <w:rPr>
+                <w:rFonts w:ascii="Tahoma" w:eastAsia="微软雅黑" w:hAnsi="Tahoma" w:hint="eastAsia"/>
+                <w:kern w:val="0"/>
+                <w:sz w:val="22"/>
+              </w:rPr>
+              <w:t xml:space="preserve"> </w:t>
+            </w:r>
+            <w:r>
+              <w:rPr>
+                <w:rFonts w:ascii="Tahoma" w:eastAsia="微软雅黑" w:hAnsi="Tahoma" w:hint="eastAsia"/>
+                <w:kern w:val="0"/>
+                <w:sz w:val="22"/>
+              </w:rPr>
+              <w:t>确实是贴在右下角，那个右对齐没问题）</w:t>
+            </w:r>
+          </w:p>
+        </w:tc>
+      </w:tr>
+      <w:tr>
+        <w:tc>
+          <w:tcPr>
+            <w:tcW w:w="1418" w:type="dxa"/>
+          </w:tcPr>
+          <w:p>
+            <w:pPr>
+              <w:widowControl/>
+              <w:adjustRightInd w:val="0"/>
+              <w:snapToGrid w:val="0"/>
+              <w:spacing w:line="276" w:lineRule="auto"/>
+              <w:jc w:val="left"/>
+              <w:rPr>
+                <w:rFonts w:ascii="Tahoma" w:eastAsia="微软雅黑" w:hAnsi="Tahoma"/>
+                <w:b/>
+                <w:bCs/>
+                <w:kern w:val="0"/>
+                <w:sz w:val="22"/>
+              </w:rPr>
+            </w:pPr>
+            <w:r>
+              <w:rPr>
+                <w:rFonts w:ascii="Tahoma" w:eastAsia="微软雅黑" w:hAnsi="Tahoma" w:hint="eastAsia"/>
+                <w:b/>
+                <w:bCs/>
+                <w:kern w:val="0"/>
+                <w:sz w:val="22"/>
+              </w:rPr>
+              <w:t>原理解析</w:t>
+            </w:r>
+          </w:p>
+        </w:tc>
+        <w:tc>
+          <w:tcPr>
+            <w:tcW w:w="7371" w:type="dxa"/>
+          </w:tcPr>
+          <w:p>
+            <w:pPr>
+              <w:widowControl/>
+              <w:adjustRightInd w:val="0"/>
+              <w:snapToGrid w:val="0"/>
+              <w:spacing w:line="276" w:lineRule="auto"/>
+              <w:jc w:val="left"/>
+              <w:rPr>
+                <w:rFonts w:ascii="Tahoma" w:eastAsia="微软雅黑" w:hAnsi="Tahoma"/>
+                <w:kern w:val="0"/>
+                <w:sz w:val="22"/>
+              </w:rPr>
+            </w:pPr>
+            <w:r>
+              <w:rPr>
+                <w:rFonts w:ascii="Tahoma" w:eastAsia="微软雅黑" w:hAnsi="Tahoma" w:hint="eastAsia"/>
+                <w:kern w:val="0"/>
+                <w:sz w:val="22"/>
+              </w:rPr>
+              <w:t>》</w:t>
+            </w:r>
+            <w:r>
+              <w:rPr>
+                <w:rFonts w:ascii="Tahoma" w:eastAsia="微软雅黑" w:hAnsi="Tahoma" w:hint="eastAsia"/>
+                <w:kern w:val="0"/>
+                <w:sz w:val="22"/>
+              </w:rPr>
+              <w:t>\dimg[]</w:t>
+            </w:r>
+            <w:r>
+              <w:rPr>
+                <w:rFonts w:ascii="Tahoma" w:eastAsia="微软雅黑" w:hAnsi="Tahoma" w:hint="eastAsia"/>
+                <w:kern w:val="0"/>
+                <w:sz w:val="22"/>
+              </w:rPr>
+              <w:t>大图片字符可以理解，因为右对齐之后，图像从左边开始画，所以过界了，可以调整</w:t>
+            </w:r>
+            <w:r>
+              <w:rPr>
+                <w:rFonts w:ascii="Tahoma" w:eastAsia="微软雅黑" w:hAnsi="Tahoma" w:hint="eastAsia"/>
+                <w:kern w:val="0"/>
+                <w:sz w:val="22"/>
+              </w:rPr>
+              <w:t xml:space="preserve"> </w:t>
+            </w:r>
+            <w:proofErr w:type="gramStart"/>
+            <w:r>
+              <w:rPr>
+                <w:rFonts w:ascii="Tahoma" w:eastAsia="微软雅黑" w:hAnsi="Tahoma"/>
+                <w:kern w:val="0"/>
+                <w:sz w:val="22"/>
+              </w:rPr>
+              <w:t>”</w:t>
+            </w:r>
+            <w:proofErr w:type="gramEnd"/>
+            <w:r>
+              <w:rPr>
+                <w:rFonts w:ascii="Tahoma" w:eastAsia="微软雅黑" w:hAnsi="Tahoma" w:hint="eastAsia"/>
+                <w:kern w:val="0"/>
+                <w:sz w:val="22"/>
+              </w:rPr>
+              <w:t>位置</w:t>
+            </w:r>
+            <w:r>
+              <w:rPr>
+                <w:rFonts w:ascii="Tahoma" w:eastAsia="微软雅黑" w:hAnsi="Tahoma" w:hint="eastAsia"/>
+                <w:kern w:val="0"/>
+                <w:sz w:val="22"/>
+              </w:rPr>
+              <w:t>[]</w:t>
+            </w:r>
+            <w:proofErr w:type="gramStart"/>
+            <w:r>
+              <w:rPr>
+                <w:rFonts w:ascii="Tahoma" w:eastAsia="微软雅黑" w:hAnsi="Tahoma"/>
+                <w:kern w:val="0"/>
+                <w:sz w:val="22"/>
+              </w:rPr>
+              <w:t>”</w:t>
+            </w:r>
+            <w:proofErr w:type="gramEnd"/>
+            <w:r>
+              <w:rPr>
+                <w:rFonts w:ascii="Tahoma" w:eastAsia="微软雅黑" w:hAnsi="Tahoma" w:hint="eastAsia"/>
+                <w:kern w:val="0"/>
+                <w:sz w:val="22"/>
+              </w:rPr>
+              <w:t xml:space="preserve"> </w:t>
+            </w:r>
+            <w:r>
+              <w:rPr>
+                <w:rFonts w:ascii="Tahoma" w:eastAsia="微软雅黑" w:hAnsi="Tahoma" w:hint="eastAsia"/>
+                <w:kern w:val="0"/>
+                <w:sz w:val="22"/>
+              </w:rPr>
+              <w:t>修改。</w:t>
+            </w:r>
+          </w:p>
+          <w:p>
+            <w:pPr>
+              <w:widowControl/>
+              <w:adjustRightInd w:val="0"/>
+              <w:snapToGrid w:val="0"/>
+              <w:spacing w:line="276" w:lineRule="auto"/>
+              <w:jc w:val="left"/>
+              <w:rPr>
+                <w:rFonts w:ascii="Tahoma" w:eastAsia="微软雅黑" w:hAnsi="Tahoma"/>
+                <w:kern w:val="0"/>
+                <w:sz w:val="22"/>
+              </w:rPr>
+            </w:pPr>
+            <w:r>
+              <w:rPr>
+                <w:rFonts w:ascii="Tahoma" w:eastAsia="微软雅黑" w:hAnsi="Tahoma" w:hint="eastAsia"/>
+                <w:kern w:val="0"/>
+                <w:sz w:val="22"/>
+              </w:rPr>
+              <w:t>》文本移出去，是因为</w:t>
+            </w:r>
+            <w:r>
+              <w:rPr>
+                <w:rFonts w:ascii="Tahoma" w:eastAsia="微软雅黑" w:hAnsi="Tahoma" w:hint="eastAsia"/>
+                <w:kern w:val="0"/>
+                <w:sz w:val="22"/>
+              </w:rPr>
+              <w:t>示例里面用的窗口字符没考虑</w:t>
+            </w:r>
+            <w:r>
+              <w:rPr>
+                <w:rFonts w:ascii="Tahoma" w:eastAsia="微软雅黑" w:hAnsi="Tahoma" w:hint="eastAsia"/>
+                <w:kern w:val="0"/>
+                <w:sz w:val="22"/>
+              </w:rPr>
+              <w:t xml:space="preserve"> </w:t>
+            </w:r>
+            <w:proofErr w:type="gramStart"/>
+            <w:r>
+              <w:rPr>
+                <w:rFonts w:ascii="Tahoma" w:eastAsia="微软雅黑" w:hAnsi="Tahoma"/>
+                <w:kern w:val="0"/>
+                <w:sz w:val="22"/>
+              </w:rPr>
+              <w:t>”</w:t>
+            </w:r>
+            <w:proofErr w:type="gramEnd"/>
+            <w:r>
+              <w:rPr>
+                <w:rFonts w:ascii="Tahoma" w:eastAsia="微软雅黑" w:hAnsi="Tahoma" w:hint="eastAsia"/>
+                <w:kern w:val="0"/>
+                <w:sz w:val="22"/>
+              </w:rPr>
+              <w:t>右对齐</w:t>
+            </w:r>
+            <w:proofErr w:type="gramStart"/>
+            <w:r>
+              <w:rPr>
+                <w:rFonts w:ascii="Tahoma" w:eastAsia="微软雅黑" w:hAnsi="Tahoma"/>
+                <w:kern w:val="0"/>
+                <w:sz w:val="22"/>
+              </w:rPr>
+              <w:t>”</w:t>
+            </w:r>
+            <w:proofErr w:type="gramEnd"/>
+            <w:r>
+              <w:rPr>
+                <w:rFonts w:ascii="Tahoma" w:eastAsia="微软雅黑" w:hAnsi="Tahoma" w:hint="eastAsia"/>
+                <w:kern w:val="0"/>
+                <w:sz w:val="22"/>
+              </w:rPr>
+              <w:t xml:space="preserve"> </w:t>
+            </w:r>
+            <w:r>
+              <w:rPr>
+                <w:rFonts w:ascii="Tahoma" w:eastAsia="微软雅黑" w:hAnsi="Tahoma" w:hint="eastAsia"/>
+                <w:kern w:val="0"/>
+                <w:sz w:val="22"/>
+              </w:rPr>
+              <w:t>的情况。</w:t>
+            </w:r>
+          </w:p>
+          <w:p>
+            <w:pPr>
+              <w:widowControl/>
+              <w:adjustRightInd w:val="0"/>
+              <w:snapToGrid w:val="0"/>
+              <w:spacing w:line="276" w:lineRule="auto"/>
+              <w:jc w:val="left"/>
+              <w:rPr>
+                <w:rFonts w:ascii="Tahoma" w:eastAsia="微软雅黑" w:hAnsi="Tahoma"/>
+                <w:kern w:val="0"/>
+                <w:sz w:val="22"/>
+              </w:rPr>
+            </w:pPr>
+            <w:r>
+              <w:rPr>
+                <w:rFonts w:ascii="Tahoma" w:eastAsia="微软雅黑" w:hAnsi="Tahoma" w:hint="eastAsia"/>
+                <w:kern w:val="0"/>
+                <w:sz w:val="22"/>
+              </w:rPr>
+              <w:t>如下图，使用了</w:t>
+            </w:r>
+            <w:r>
+              <w:rPr>
+                <w:rFonts w:ascii="Tahoma" w:eastAsia="微软雅黑" w:hAnsi="Tahoma" w:hint="eastAsia"/>
+                <w:kern w:val="0"/>
+                <w:sz w:val="22"/>
+              </w:rPr>
+              <w:t>\px[]\py[]</w:t>
+            </w:r>
+            <w:r>
+              <w:rPr>
+                <w:rFonts w:ascii="Tahoma" w:eastAsia="微软雅黑" w:hAnsi="Tahoma" w:hint="eastAsia"/>
+                <w:kern w:val="0"/>
+                <w:sz w:val="22"/>
+              </w:rPr>
+              <w:t>字符。</w:t>
+            </w:r>
+          </w:p>
+          <w:p>
+            <w:pPr>
+              <w:widowControl/>
+              <w:adjustRightInd w:val="0"/>
+              <w:snapToGrid w:val="0"/>
+              <w:spacing w:line="276" w:lineRule="auto"/>
+              <w:jc w:val="left"/>
+              <w:rPr>
+                <w:rFonts w:ascii="Tahoma" w:eastAsia="微软雅黑" w:hAnsi="Tahoma"/>
+                <w:kern w:val="0"/>
+                <w:sz w:val="22"/>
+              </w:rPr>
+            </w:pPr>
+            <w:r>
+              <w:rPr>
+                <w:noProof/>
+              </w:rPr>
+              <w:drawing>
+                <wp:inline distT="0" distB="0" distL="0" distR="0" wp14:anchorId="06A95C1C" wp14:editId="2D8103E0">
+                  <wp:extent cx="4213860" cy="1356360"/>
+                  <wp:effectExtent l="0" t="0" r="0" b="0"/>
+                  <wp:docPr id="1457838509" name="图片 3"/>
+                  <wp:cNvGraphicFramePr>
+                    <a:graphicFrameLocks xmlns:a="http://schemas.openxmlformats.org/drawingml/2006/main" noChangeAspect="1"/>
+                  </wp:cNvGraphicFramePr>
+                  <a:graphic xmlns:a="http://schemas.openxmlformats.org/drawingml/2006/main">
+                    <a:graphicData uri="http://schemas.openxmlformats.org/drawingml/2006/picture">
+                      <pic:pic xmlns:pic="http://schemas.openxmlformats.org/drawingml/2006/picture">
+                        <pic:nvPicPr>
+                          <pic:cNvPr id="0" name="Picture 11"/>
+                          <pic:cNvPicPr>
+                            <a:picLocks noChangeAspect="1" noChangeArrowheads="1"/>
+                          </pic:cNvPicPr>
+                        </pic:nvPicPr>
+                        <pic:blipFill>
+                          <a:blip r:embed="rId128">
+                            <a:extLst>
+                              <a:ext uri="{28A0092B-C50C-407E-A947-70E740481C1C}">
+                                <a14:useLocalDpi xmlns:a14="http://schemas.microsoft.com/office/drawing/2010/main" val="0"/>
+                              </a:ext>
+                            </a:extLst>
+                          </a:blip>
+                          <a:srcRect/>
+                          <a:stretch>
+                            <a:fillRect/>
+                          </a:stretch>
+                        </pic:blipFill>
+                        <pic:spPr bwMode="auto">
+                          <a:xfrm>
+                            <a:off x="0" y="0"/>
+                            <a:ext cx="4213860" cy="1356360"/>
+                          </a:xfrm>
+                          <a:prstGeom prst="rect">
+                            <a:avLst/>
+                          </a:prstGeom>
+                          <a:noFill/>
+                          <a:ln>
+                            <a:noFill/>
+                          </a:ln>
+                        </pic:spPr>
+                      </pic:pic>
+                    </a:graphicData>
+                  </a:graphic>
+                </wp:inline>
+              </w:drawing>
+            </w:r>
+          </w:p>
+          <w:p>
+            <w:pPr>
+              <w:widowControl/>
+              <w:adjustRightInd w:val="0"/>
+              <w:snapToGrid w:val="0"/>
+              <w:spacing w:line="276" w:lineRule="auto"/>
+              <w:jc w:val="left"/>
+              <w:rPr>
+                <w:rFonts w:ascii="Tahoma" w:eastAsia="微软雅黑" w:hAnsi="Tahoma"/>
+                <w:kern w:val="0"/>
+                <w:sz w:val="22"/>
+              </w:rPr>
+            </w:pPr>
+            <w:r>
+              <w:rPr>
+                <w:rFonts w:ascii="Tahoma" w:eastAsia="微软雅黑" w:hAnsi="Tahoma" w:hint="eastAsia"/>
+                <w:kern w:val="0"/>
+                <w:sz w:val="22"/>
+              </w:rPr>
+              <w:t>这个字符能直接对画笔进行偏移，无视居中、右对齐的宽度计算。</w:t>
+            </w:r>
+          </w:p>
+        </w:tc>
+      </w:tr>
+      <w:tr>
+        <w:tc>
+          <w:tcPr>
+            <w:tcW w:w="1418" w:type="dxa"/>
+          </w:tcPr>
+          <w:p>
+            <w:pPr>
+              <w:widowControl/>
+              <w:adjustRightInd w:val="0"/>
+              <w:snapToGrid w:val="0"/>
+              <w:spacing w:line="276" w:lineRule="auto"/>
+              <w:jc w:val="left"/>
+              <w:rPr>
+                <w:rFonts w:ascii="Tahoma" w:eastAsia="微软雅黑" w:hAnsi="Tahoma"/>
+                <w:b/>
+                <w:bCs/>
+                <w:kern w:val="0"/>
+                <w:sz w:val="22"/>
+              </w:rPr>
+            </w:pPr>
+            <w:r>
+              <w:rPr>
+                <w:rFonts w:ascii="Tahoma" w:eastAsia="微软雅黑" w:hAnsi="Tahoma" w:hint="eastAsia"/>
+                <w:b/>
+                <w:bCs/>
+                <w:kern w:val="0"/>
+                <w:sz w:val="22"/>
+              </w:rPr>
+              <w:t>解决方案</w:t>
+            </w:r>
+          </w:p>
+        </w:tc>
+        <w:tc>
+          <w:tcPr>
+            <w:tcW w:w="7371" w:type="dxa"/>
+          </w:tcPr>
+          <w:p>
+            <w:pPr>
+              <w:widowControl/>
+              <w:adjustRightInd w:val="0"/>
+              <w:snapToGrid w:val="0"/>
+              <w:spacing w:line="276" w:lineRule="auto"/>
+              <w:jc w:val="left"/>
+              <w:rPr>
+                <w:rFonts w:ascii="Tahoma" w:eastAsia="微软雅黑" w:hAnsi="Tahoma"/>
+                <w:kern w:val="0"/>
+                <w:sz w:val="22"/>
+              </w:rPr>
+            </w:pPr>
+            <w:r>
+              <w:rPr>
+                <w:rFonts w:ascii="Tahoma" w:eastAsia="微软雅黑" w:hAnsi="Tahoma" w:hint="eastAsia"/>
+                <w:kern w:val="0"/>
+                <w:sz w:val="22"/>
+              </w:rPr>
+              <w:t>使用</w:t>
+            </w:r>
+            <w:r>
+              <w:rPr>
+                <w:rFonts w:ascii="Tahoma" w:eastAsia="微软雅黑" w:hAnsi="Tahoma" w:hint="eastAsia"/>
+                <w:kern w:val="0"/>
+                <w:sz w:val="22"/>
+              </w:rPr>
+              <w:t xml:space="preserve"> </w:t>
+            </w:r>
+            <w:r>
+              <w:rPr>
+                <w:rFonts w:ascii="Tahoma" w:eastAsia="微软雅黑" w:hAnsi="Tahoma" w:hint="eastAsia"/>
+                <w:kern w:val="0"/>
+                <w:sz w:val="22"/>
+              </w:rPr>
+              <w:t>空白块字符</w:t>
+            </w:r>
+            <w:r>
+              <w:rPr>
+                <w:rFonts w:ascii="Tahoma" w:eastAsia="微软雅黑" w:hAnsi="Tahoma" w:hint="eastAsia"/>
+                <w:kern w:val="0"/>
+                <w:sz w:val="22"/>
+              </w:rPr>
+              <w:t xml:space="preserve">\ib[100] </w:t>
+            </w:r>
+            <w:r>
+              <w:rPr>
+                <w:rFonts w:ascii="Tahoma" w:eastAsia="微软雅黑" w:hAnsi="Tahoma" w:hint="eastAsia"/>
+                <w:kern w:val="0"/>
+                <w:sz w:val="22"/>
+              </w:rPr>
+              <w:t>即可。</w:t>
+            </w:r>
+          </w:p>
+          <w:p>
+            <w:pPr>
+              <w:widowControl/>
+              <w:adjustRightInd w:val="0"/>
+              <w:snapToGrid w:val="0"/>
+              <w:spacing w:line="276" w:lineRule="auto"/>
+              <w:jc w:val="left"/>
+              <w:rPr>
+                <w:rFonts w:ascii="Tahoma" w:eastAsia="微软雅黑" w:hAnsi="Tahoma"/>
+                <w:kern w:val="0"/>
+                <w:sz w:val="22"/>
+              </w:rPr>
+            </w:pPr>
+            <w:r>
+              <w:rPr>
+                <w:noProof/>
+              </w:rPr>
+              <w:drawing>
+                <wp:inline distT="0" distB="0" distL="0" distR="0" wp14:anchorId="40F50F5E" wp14:editId="411F8A7D">
+                  <wp:extent cx="3124200" cy="1246746"/>
+                  <wp:effectExtent l="0" t="0" r="0" b="0"/>
+                  <wp:docPr id="1942650847" name="图片 4"/>
+                  <wp:cNvGraphicFramePr>
+                    <a:graphicFrameLocks xmlns:a="http://schemas.openxmlformats.org/drawingml/2006/main" noChangeAspect="1"/>
+                  </wp:cNvGraphicFramePr>
+                  <a:graphic xmlns:a="http://schemas.openxmlformats.org/drawingml/2006/main">
+                    <a:graphicData uri="http://schemas.openxmlformats.org/drawingml/2006/picture">
+                      <pic:pic xmlns:pic="http://schemas.openxmlformats.org/drawingml/2006/picture">
+                        <pic:nvPicPr>
+                          <pic:cNvPr id="0" name="Picture 13"/>
+                          <pic:cNvPicPr>
+                            <a:picLocks noChangeAspect="1" noChangeArrowheads="1"/>
+                          </pic:cNvPicPr>
+                        </pic:nvPicPr>
+                        <pic:blipFill>
+                          <a:blip r:embed="rId129">
+                            <a:extLst>
+                              <a:ext uri="{28A0092B-C50C-407E-A947-70E740481C1C}">
+                                <a14:useLocalDpi xmlns:a14="http://schemas.microsoft.com/office/drawing/2010/main" val="0"/>
+                              </a:ext>
+                            </a:extLst>
+                          </a:blip>
+                          <a:srcRect/>
+                          <a:stretch>
+                            <a:fillRect/>
+                          </a:stretch>
+                        </pic:blipFill>
+                        <pic:spPr bwMode="auto">
+                          <a:xfrm>
+                            <a:off x="0" y="0"/>
+                            <a:ext cx="3124982" cy="1247058"/>
+                          </a:xfrm>
+                          <a:prstGeom prst="rect">
+                            <a:avLst/>
+                          </a:prstGeom>
+                          <a:noFill/>
+                          <a:ln>
+                            <a:noFill/>
+                          </a:ln>
+                        </pic:spPr>
+                      </pic:pic>
+                    </a:graphicData>
+                  </a:graphic>
+                </wp:inline>
+              </w:drawing>
+            </w:r>
+          </w:p>
+          <w:p>
+            <w:pPr>
+              <w:widowControl/>
+              <w:adjustRightInd w:val="0"/>
+              <w:snapToGrid w:val="0"/>
+              <w:spacing w:line="276" w:lineRule="auto"/>
+              <w:jc w:val="left"/>
+              <w:rPr>
+                <w:rFonts w:ascii="Tahoma" w:eastAsia="微软雅黑" w:hAnsi="Tahoma"/>
+                <w:kern w:val="0"/>
+                <w:sz w:val="22"/>
+              </w:rPr>
+            </w:pPr>
+            <w:r>
+              <w:rPr>
+                <w:rFonts w:ascii="Tahoma" w:eastAsia="微软雅黑" w:hAnsi="Tahoma" w:hint="eastAsia"/>
+                <w:kern w:val="0"/>
+                <w:sz w:val="22"/>
+              </w:rPr>
+              <w:lastRenderedPageBreak/>
+              <w:t>使用空白块字符后，如下图。</w:t>
+            </w:r>
+          </w:p>
+          <w:p>
+            <w:pPr>
+              <w:widowControl/>
+              <w:adjustRightInd w:val="0"/>
+              <w:snapToGrid w:val="0"/>
+              <w:spacing w:line="276" w:lineRule="auto"/>
+              <w:jc w:val="left"/>
+              <w:rPr>
+                <w:rFonts w:ascii="Tahoma" w:eastAsia="微软雅黑" w:hAnsi="Tahoma"/>
+                <w:kern w:val="0"/>
+                <w:sz w:val="22"/>
+              </w:rPr>
+            </w:pPr>
+            <w:r>
+              <w:rPr>
+                <w:rFonts w:ascii="Tahoma" w:eastAsia="微软雅黑" w:hAnsi="Tahoma" w:hint="eastAsia"/>
+                <w:kern w:val="0"/>
+                <w:sz w:val="22"/>
+              </w:rPr>
+              <w:t>文本贴对了位置。</w:t>
+            </w:r>
+          </w:p>
+          <w:p>
+            <w:pPr>
+              <w:widowControl/>
+              <w:adjustRightInd w:val="0"/>
+              <w:snapToGrid w:val="0"/>
+              <w:spacing w:line="276" w:lineRule="auto"/>
+              <w:jc w:val="left"/>
+              <w:rPr>
+                <w:rFonts w:ascii="Tahoma" w:eastAsia="微软雅黑" w:hAnsi="Tahoma"/>
+                <w:kern w:val="0"/>
+                <w:sz w:val="22"/>
+              </w:rPr>
+            </w:pPr>
+            <w:r>
+              <w:rPr>
+                <w:noProof/>
+              </w:rPr>
+              <w:drawing>
+                <wp:inline distT="0" distB="0" distL="0" distR="0" wp14:anchorId="72149FEB" wp14:editId="3216F67D">
+                  <wp:extent cx="3681730" cy="1877656"/>
+                  <wp:effectExtent l="0" t="0" r="0" b="8890"/>
+                  <wp:docPr id="733131101" name="图片 5"/>
+                  <wp:cNvGraphicFramePr>
+                    <a:graphicFrameLocks xmlns:a="http://schemas.openxmlformats.org/drawingml/2006/main" noChangeAspect="1"/>
+                  </wp:cNvGraphicFramePr>
+                  <a:graphic xmlns:a="http://schemas.openxmlformats.org/drawingml/2006/main">
+                    <a:graphicData uri="http://schemas.openxmlformats.org/drawingml/2006/picture">
+                      <pic:pic xmlns:pic="http://schemas.openxmlformats.org/drawingml/2006/picture">
+                        <pic:nvPicPr>
+                          <pic:cNvPr id="0" name="Picture 15"/>
+                          <pic:cNvPicPr>
+                            <a:picLocks noChangeAspect="1" noChangeArrowheads="1"/>
+                          </pic:cNvPicPr>
+                        </pic:nvPicPr>
+                        <pic:blipFill>
+                          <a:blip r:embed="rId130">
+                            <a:extLst>
+                              <a:ext uri="{28A0092B-C50C-407E-A947-70E740481C1C}">
+                                <a14:useLocalDpi xmlns:a14="http://schemas.microsoft.com/office/drawing/2010/main" val="0"/>
+                              </a:ext>
+                            </a:extLst>
+                          </a:blip>
+                          <a:srcRect/>
+                          <a:stretch>
+                            <a:fillRect/>
+                          </a:stretch>
+                        </pic:blipFill>
+                        <pic:spPr bwMode="auto">
+                          <a:xfrm>
+                            <a:off x="0" y="0"/>
+                            <a:ext cx="3686728" cy="1880205"/>
+                          </a:xfrm>
+                          <a:prstGeom prst="rect">
+                            <a:avLst/>
+                          </a:prstGeom>
+                          <a:noFill/>
+                          <a:ln>
+                            <a:noFill/>
+                          </a:ln>
+                        </pic:spPr>
+                      </pic:pic>
+                    </a:graphicData>
+                  </a:graphic>
+                </wp:inline>
+              </w:drawing>
+            </w:r>
+          </w:p>
+          <w:p>
+            <w:pPr>
+              <w:widowControl/>
+              <w:adjustRightInd w:val="0"/>
+              <w:snapToGrid w:val="0"/>
+              <w:spacing w:after="200"/>
+              <w:jc w:val="left"/>
+              <w:rPr>
+                <w:rFonts w:ascii="Tahoma" w:eastAsia="微软雅黑" w:hAnsi="Tahoma"/>
+                <w:kern w:val="0"/>
+                <w:sz w:val="22"/>
+              </w:rPr>
+            </w:pPr>
+            <w:r>
+              <w:rPr>
+                <w:rFonts w:ascii="Tahoma" w:eastAsia="微软雅黑" w:hAnsi="Tahoma" w:hint="eastAsia"/>
+                <w:kern w:val="0"/>
+                <w:sz w:val="22"/>
+              </w:rPr>
+              <w:t>\dimg[]</w:t>
+            </w:r>
+            <w:r>
+              <w:rPr>
+                <w:rFonts w:ascii="Tahoma" w:eastAsia="微软雅黑" w:hAnsi="Tahoma" w:hint="eastAsia"/>
+                <w:kern w:val="0"/>
+                <w:sz w:val="22"/>
+              </w:rPr>
+              <w:t>大图片字符通过调整</w:t>
+            </w:r>
+            <w:r>
+              <w:rPr>
+                <w:rFonts w:ascii="Tahoma" w:eastAsia="微软雅黑" w:hAnsi="Tahoma" w:hint="eastAsia"/>
+                <w:kern w:val="0"/>
+                <w:sz w:val="22"/>
+              </w:rPr>
+              <w:t xml:space="preserve"> </w:t>
+            </w:r>
+            <w:proofErr w:type="gramStart"/>
+            <w:r>
+              <w:rPr>
+                <w:rFonts w:ascii="Tahoma" w:eastAsia="微软雅黑" w:hAnsi="Tahoma"/>
+                <w:kern w:val="0"/>
+                <w:sz w:val="22"/>
+              </w:rPr>
+              <w:t>”</w:t>
+            </w:r>
+            <w:proofErr w:type="gramEnd"/>
+            <w:r>
+              <w:rPr>
+                <w:rFonts w:ascii="Tahoma" w:eastAsia="微软雅黑" w:hAnsi="Tahoma" w:hint="eastAsia"/>
+                <w:kern w:val="0"/>
+                <w:sz w:val="22"/>
+              </w:rPr>
+              <w:t>位置</w:t>
+            </w:r>
+            <w:r>
+              <w:rPr>
+                <w:rFonts w:ascii="Tahoma" w:eastAsia="微软雅黑" w:hAnsi="Tahoma" w:hint="eastAsia"/>
+                <w:kern w:val="0"/>
+                <w:sz w:val="22"/>
+              </w:rPr>
+              <w:t>[]</w:t>
+            </w:r>
+            <w:proofErr w:type="gramStart"/>
+            <w:r>
+              <w:rPr>
+                <w:rFonts w:ascii="Tahoma" w:eastAsia="微软雅黑" w:hAnsi="Tahoma"/>
+                <w:kern w:val="0"/>
+                <w:sz w:val="22"/>
+              </w:rPr>
+              <w:t>”</w:t>
+            </w:r>
+            <w:proofErr w:type="gramEnd"/>
+            <w:r>
+              <w:rPr>
+                <w:rFonts w:ascii="Tahoma" w:eastAsia="微软雅黑" w:hAnsi="Tahoma" w:hint="eastAsia"/>
+                <w:kern w:val="0"/>
+                <w:sz w:val="22"/>
+              </w:rPr>
+              <w:t xml:space="preserve"> </w:t>
+            </w:r>
+            <w:r>
+              <w:rPr>
+                <w:rFonts w:ascii="Tahoma" w:eastAsia="微软雅黑" w:hAnsi="Tahoma" w:hint="eastAsia"/>
+                <w:kern w:val="0"/>
+                <w:sz w:val="22"/>
+              </w:rPr>
+              <w:t>即可。</w:t>
+            </w:r>
+          </w:p>
+          <w:p>
+            <w:pPr>
+              <w:widowControl/>
+              <w:adjustRightInd w:val="0"/>
+              <w:snapToGrid w:val="0"/>
+              <w:spacing w:line="276" w:lineRule="auto"/>
+              <w:jc w:val="left"/>
+              <w:rPr>
+                <w:rFonts w:ascii="Tahoma" w:eastAsia="微软雅黑" w:hAnsi="Tahoma"/>
+                <w:kern w:val="0"/>
+                <w:sz w:val="22"/>
+              </w:rPr>
+            </w:pPr>
+            <w:r>
+              <w:rPr>
+                <w:rFonts w:ascii="Tahoma" w:eastAsia="微软雅黑" w:hAnsi="Tahoma" w:hint="eastAsia"/>
+                <w:kern w:val="0"/>
+                <w:sz w:val="22"/>
+              </w:rPr>
+              <w:t>另外，空白块字符</w:t>
+            </w:r>
+            <w:r>
+              <w:rPr>
+                <w:rFonts w:ascii="Tahoma" w:eastAsia="微软雅黑" w:hAnsi="Tahoma" w:hint="eastAsia"/>
+                <w:kern w:val="0"/>
+                <w:sz w:val="22"/>
+              </w:rPr>
+              <w:t>\ib[50:50]</w:t>
+            </w:r>
+            <w:r>
+              <w:rPr>
+                <w:rFonts w:ascii="Tahoma" w:eastAsia="微软雅黑" w:hAnsi="Tahoma" w:hint="eastAsia"/>
+                <w:kern w:val="0"/>
+                <w:sz w:val="22"/>
+              </w:rPr>
+              <w:t>与偏移</w:t>
+            </w:r>
+            <w:r>
+              <w:rPr>
+                <w:rFonts w:ascii="Tahoma" w:eastAsia="微软雅黑" w:hAnsi="Tahoma" w:hint="eastAsia"/>
+                <w:kern w:val="0"/>
+                <w:sz w:val="22"/>
+              </w:rPr>
+              <w:t xml:space="preserve">\px[50]\py[50] </w:t>
+            </w:r>
+            <w:r>
+              <w:rPr>
+                <w:rFonts w:ascii="Tahoma" w:eastAsia="微软雅黑" w:hAnsi="Tahoma" w:hint="eastAsia"/>
+                <w:kern w:val="0"/>
+                <w:sz w:val="22"/>
+              </w:rPr>
+              <w:t>的区别如下图。</w:t>
+            </w:r>
+          </w:p>
+          <w:p>
+            <w:pPr>
+              <w:widowControl/>
+              <w:adjustRightInd w:val="0"/>
+              <w:snapToGrid w:val="0"/>
+              <w:spacing w:line="276" w:lineRule="auto"/>
+              <w:jc w:val="left"/>
+              <w:rPr>
+                <w:rFonts w:ascii="Tahoma" w:eastAsia="微软雅黑" w:hAnsi="Tahoma"/>
+                <w:kern w:val="0"/>
+                <w:sz w:val="22"/>
+              </w:rPr>
+            </w:pPr>
+            <w:r>
+              <w:rPr>
+                <w:noProof/>
+              </w:rPr>
+              <w:drawing>
+                <wp:inline distT="0" distB="0" distL="0" distR="0" wp14:anchorId="100EBCA2" wp14:editId="1C34A7AA">
+                  <wp:extent cx="4188803" cy="907759"/>
+                  <wp:effectExtent l="0" t="0" r="2540" b="6985"/>
+                  <wp:docPr id="300718293" name="图片 2"/>
+                  <wp:cNvGraphicFramePr>
+                    <a:graphicFrameLocks xmlns:a="http://schemas.openxmlformats.org/drawingml/2006/main" noChangeAspect="1"/>
+                  </wp:cNvGraphicFramePr>
+                  <a:graphic xmlns:a="http://schemas.openxmlformats.org/drawingml/2006/main">
+                    <a:graphicData uri="http://schemas.openxmlformats.org/drawingml/2006/picture">
+                      <pic:pic xmlns:pic="http://schemas.openxmlformats.org/drawingml/2006/picture">
+                        <pic:nvPicPr>
+                          <pic:cNvPr id="0" name="Picture 20"/>
+                          <pic:cNvPicPr>
+                            <a:picLocks noChangeAspect="1" noChangeArrowheads="1"/>
+                          </pic:cNvPicPr>
+                        </pic:nvPicPr>
+                        <pic:blipFill>
+                          <a:blip r:embed="rId131">
+                            <a:extLst>
+                              <a:ext uri="{28A0092B-C50C-407E-A947-70E740481C1C}">
+                                <a14:useLocalDpi xmlns:a14="http://schemas.microsoft.com/office/drawing/2010/main" val="0"/>
+                              </a:ext>
+                            </a:extLst>
+                          </a:blip>
+                          <a:srcRect/>
+                          <a:stretch>
+                            <a:fillRect/>
+                          </a:stretch>
+                        </pic:blipFill>
+                        <pic:spPr bwMode="auto">
+                          <a:xfrm>
+                            <a:off x="0" y="0"/>
+                            <a:ext cx="4234577" cy="917679"/>
+                          </a:xfrm>
+                          <a:prstGeom prst="rect">
+                            <a:avLst/>
+                          </a:prstGeom>
+                          <a:noFill/>
+                          <a:ln>
+                            <a:noFill/>
+                          </a:ln>
+                        </pic:spPr>
+                      </pic:pic>
+                    </a:graphicData>
+                  </a:graphic>
+                </wp:inline>
+              </w:drawing>
+            </w:r>
+          </w:p>
+          <w:p>
+            <w:pPr>
+              <w:widowControl/>
+              <w:adjustRightInd w:val="0"/>
+              <w:snapToGrid w:val="0"/>
+              <w:spacing w:line="276" w:lineRule="auto"/>
+              <w:jc w:val="left"/>
+              <w:rPr>
+                <w:rFonts w:ascii="Tahoma" w:eastAsia="微软雅黑" w:hAnsi="Tahoma"/>
+                <w:kern w:val="0"/>
+                <w:sz w:val="22"/>
+              </w:rPr>
+            </w:pPr>
+            <w:r>
+              <w:rPr>
+                <w:noProof/>
+              </w:rPr>
+              <w:drawing>
+                <wp:inline distT="0" distB="0" distL="0" distR="0" wp14:anchorId="6FC6C90A" wp14:editId="37B434A1">
+                  <wp:extent cx="4199358" cy="921674"/>
+                  <wp:effectExtent l="0" t="0" r="0" b="0"/>
+                  <wp:docPr id="1926355461" name="图片 1"/>
+                  <wp:cNvGraphicFramePr>
+                    <a:graphicFrameLocks xmlns:a="http://schemas.openxmlformats.org/drawingml/2006/main" noChangeAspect="1"/>
+                  </wp:cNvGraphicFramePr>
+                  <a:graphic xmlns:a="http://schemas.openxmlformats.org/drawingml/2006/main">
+                    <a:graphicData uri="http://schemas.openxmlformats.org/drawingml/2006/picture">
+                      <pic:pic xmlns:pic="http://schemas.openxmlformats.org/drawingml/2006/picture">
+                        <pic:nvPicPr>
+                          <pic:cNvPr id="0" name="Picture 18"/>
+                          <pic:cNvPicPr>
+                            <a:picLocks noChangeAspect="1" noChangeArrowheads="1"/>
+                          </pic:cNvPicPr>
+                        </pic:nvPicPr>
+                        <pic:blipFill>
+                          <a:blip r:embed="rId132">
+                            <a:extLst>
+                              <a:ext uri="{28A0092B-C50C-407E-A947-70E740481C1C}">
+                                <a14:useLocalDpi xmlns:a14="http://schemas.microsoft.com/office/drawing/2010/main" val="0"/>
+                              </a:ext>
+                            </a:extLst>
+                          </a:blip>
+                          <a:srcRect/>
+                          <a:stretch>
+                            <a:fillRect/>
+                          </a:stretch>
+                        </pic:blipFill>
+                        <pic:spPr bwMode="auto">
+                          <a:xfrm>
+                            <a:off x="0" y="0"/>
+                            <a:ext cx="4220200" cy="926248"/>
+                          </a:xfrm>
+                          <a:prstGeom prst="rect">
+                            <a:avLst/>
+                          </a:prstGeom>
+                          <a:noFill/>
+                          <a:ln>
+                            <a:noFill/>
+                          </a:ln>
+                        </pic:spPr>
+                      </pic:pic>
+                    </a:graphicData>
+                  </a:graphic>
+                </wp:inline>
+              </w:drawing>
+            </w:r>
+          </w:p>
+          <w:p>
+            <w:pPr>
+              <w:widowControl/>
+              <w:adjustRightInd w:val="0"/>
+              <w:snapToGrid w:val="0"/>
+              <w:spacing w:line="276" w:lineRule="auto"/>
+              <w:jc w:val="left"/>
+              <w:rPr>
+                <w:rFonts w:ascii="Tahoma" w:eastAsia="微软雅黑" w:hAnsi="Tahoma"/>
+                <w:kern w:val="0"/>
+                <w:sz w:val="22"/>
+              </w:rPr>
+            </w:pPr>
+            <w:r>
+              <w:rPr>
+                <w:rFonts w:ascii="Tahoma" w:eastAsia="微软雅黑" w:hAnsi="Tahoma" w:hint="eastAsia"/>
+                <w:kern w:val="0"/>
+                <w:sz w:val="22"/>
+              </w:rPr>
+              <w:t>多了解窗口字符，就能明白其运作原理。</w:t>
+            </w:r>
+          </w:p>
+          <w:p>
+            <w:pPr>
+              <w:widowControl/>
+              <w:adjustRightInd w:val="0"/>
+              <w:snapToGrid w:val="0"/>
+              <w:spacing w:line="276" w:lineRule="auto"/>
+              <w:jc w:val="left"/>
+              <w:rPr>
+                <w:rFonts w:ascii="Tahoma" w:eastAsia="微软雅黑" w:hAnsi="Tahoma"/>
+                <w:kern w:val="0"/>
+                <w:sz w:val="22"/>
+              </w:rPr>
+            </w:pPr>
+            <w:r>
+              <w:rPr>
+                <w:rFonts w:ascii="Tahoma" w:eastAsia="微软雅黑" w:hAnsi="Tahoma" w:hint="eastAsia"/>
+                <w:kern w:val="0"/>
+                <w:sz w:val="22"/>
+              </w:rPr>
+              <w:t>可以看看文档：</w:t>
+            </w:r>
+            <w:r>
+              <w:rPr>
+                <w:rFonts w:ascii="Tahoma" w:eastAsia="微软雅黑" w:hAnsi="Tahoma"/>
+                <w:kern w:val="0"/>
+                <w:sz w:val="22"/>
+              </w:rPr>
+              <w:t>”</w:t>
+            </w:r>
+            <w:r>
+              <w:rPr>
+                <w:rFonts w:hint="eastAsia"/>
+              </w:rPr>
+              <w:t xml:space="preserve"> </w:t>
+            </w:r>
+            <w:r>
+              <w:rPr>
+                <w:rFonts w:ascii="Tahoma" w:eastAsia="微软雅黑" w:hAnsi="Tahoma" w:hint="eastAsia"/>
+                <w:color w:val="0070C0"/>
+                <w:kern w:val="0"/>
+                <w:sz w:val="22"/>
+              </w:rPr>
+              <w:t>23.</w:t>
+            </w:r>
+            <w:r>
+              <w:rPr>
+                <w:rFonts w:ascii="Tahoma" w:eastAsia="微软雅黑" w:hAnsi="Tahoma" w:hint="eastAsia"/>
+                <w:color w:val="0070C0"/>
+                <w:kern w:val="0"/>
+                <w:sz w:val="22"/>
+              </w:rPr>
+              <w:t>窗口字符</w:t>
+            </w:r>
+            <w:r>
+              <w:rPr>
+                <w:rFonts w:ascii="Tahoma" w:eastAsia="微软雅黑" w:hAnsi="Tahoma" w:hint="eastAsia"/>
+                <w:color w:val="0070C0"/>
+                <w:kern w:val="0"/>
+                <w:sz w:val="22"/>
+              </w:rPr>
+              <w:t xml:space="preserve"> &gt; </w:t>
+            </w:r>
+            <w:r>
+              <w:rPr>
+                <w:rFonts w:ascii="Tahoma" w:eastAsia="微软雅黑" w:hAnsi="Tahoma" w:hint="eastAsia"/>
+                <w:color w:val="0070C0"/>
+                <w:kern w:val="0"/>
+                <w:sz w:val="22"/>
+              </w:rPr>
+              <w:t>关于窗口字符</w:t>
+            </w:r>
+            <w:r>
+              <w:rPr>
+                <w:rFonts w:ascii="Tahoma" w:eastAsia="微软雅黑" w:hAnsi="Tahoma" w:hint="eastAsia"/>
+                <w:color w:val="0070C0"/>
+                <w:kern w:val="0"/>
+                <w:sz w:val="22"/>
+              </w:rPr>
+              <w:t>.docx</w:t>
+            </w:r>
+            <w:proofErr w:type="gramStart"/>
+            <w:r>
+              <w:rPr>
+                <w:rFonts w:ascii="Tahoma" w:eastAsia="微软雅黑" w:hAnsi="Tahoma"/>
+                <w:kern w:val="0"/>
+                <w:sz w:val="22"/>
+              </w:rPr>
+              <w:t>”</w:t>
+            </w:r>
+            <w:proofErr w:type="gramEnd"/>
+            <w:r>
+              <w:rPr>
+                <w:rFonts w:ascii="Tahoma" w:eastAsia="微软雅黑" w:hAnsi="Tahoma" w:hint="eastAsia"/>
+                <w:kern w:val="0"/>
+                <w:sz w:val="22"/>
+              </w:rPr>
+              <w:t xml:space="preserve"> </w:t>
+            </w:r>
+            <w:r>
+              <w:rPr>
+                <w:rFonts w:ascii="Tahoma" w:eastAsia="微软雅黑" w:hAnsi="Tahoma" w:hint="eastAsia"/>
+                <w:kern w:val="0"/>
+                <w:sz w:val="22"/>
+              </w:rPr>
+              <w:t>空白块字符章节</w:t>
+            </w:r>
+            <w:r>
+              <w:rPr>
+                <w:rFonts w:ascii="Tahoma" w:eastAsia="微软雅黑" w:hAnsi="Tahoma" w:hint="eastAsia"/>
+                <w:kern w:val="0"/>
+                <w:sz w:val="22"/>
+              </w:rPr>
+              <w:t>。</w:t>
+            </w:r>
+          </w:p>
+        </w:tc>
+      </w:tr>
+    </w:tbl>
+    <w:p>
+      <w:pPr>
+        <w:widowControl/>
+        <w:jc w:val="left"/>
+        <w:rPr>
+          <w:rFonts w:ascii="Tahoma" w:eastAsia="微软雅黑" w:hAnsi="Tahoma"/>
           <w:kern w:val="0"/>
           <w:sz w:val="22"/>
         </w:rPr>
